--- a/Career_Architect_AI_Student_Report.docx
+++ b/Career_Architect_AI_Student_Report.docx
@@ -1,6 +1,6 @@
 
 <file path=word/document.xml><?xml version="1.0" encoding="utf-8"?>
-<w:document xmlns:wpc="http://schemas.microsoft.com/office/word/2010/wordprocessingCanvas" xmlns:cx="http://schemas.microsoft.com/office/drawing/2014/chartex" xmlns:cx1="http://schemas.microsoft.com/office/drawing/2015/9/8/chartex" xmlns:cx2="http://schemas.microsoft.com/office/drawing/2015/10/21/chartex" xmlns:cx3="http://schemas.microsoft.com/office/drawing/2016/5/9/chartex" xmlns:cx4="http://schemas.microsoft.com/office/drawing/2016/5/10/chartex" xmlns:cx5="http://schemas.microsoft.com/office/drawing/2016/5/11/chartex" xmlns:cx6="http://schemas.microsoft.com/office/drawing/2016/5/12/chartex" xmlns:cx7="http://schemas.microsoft.com/office/drawing/2016/5/13/chartex" xmlns:cx8="http://schemas.microsoft.com/office/drawing/2016/5/14/chartex" xmlns:mc="http://schemas.openxmlformats.org/markup-compatibility/2006" xmlns:aink="http://schemas.microsoft.com/office/drawing/2016/ink" xmlns:am3d="http://schemas.microsoft.com/office/drawing/2017/model3d" xmlns:o="urn:schemas-microsoft-com:office:office" xmlns:oel="http://schemas.microsoft.com/office/2019/extlst" xmlns:r="http://schemas.openxmlformats.org/officeDocument/2006/relationships" xmlns:m="http://schemas.openxmlformats.org/officeDocument/2006/math" xmlns:v="urn:schemas-microsoft-com:vml" xmlns:wp14="http://schemas.microsoft.com/office/word/2010/wordprocessingDrawing" xmlns:wp="http://schemas.openxmlformats.org/drawingml/2006/wordprocessingDrawing" xmlns:w10="urn:schemas-microsoft-com:office:word" xmlns:w="http://schemas.openxmlformats.org/wordprocessingml/2006/main" xmlns:w14="http://schemas.microsoft.com/office/word/2010/wordml" xmlns:w15="http://schemas.microsoft.com/office/word/2012/wordml" xmlns:w16cex="http://schemas.microsoft.com/office/word/2018/wordml/cex" xmlns:w16cid="http://schemas.microsoft.com/office/word/2016/wordml/cid" xmlns:w16="http://schemas.microsoft.com/office/word/2018/wordml" xmlns:w16du="http://schemas.microsoft.com/office/word/2023/wordml/word16du" xmlns:w16sdtdh="http://schemas.microsoft.com/office/word/2020/wordml/sdtdatahash" xmlns:w16sdtfl="http://schemas.microsoft.com/office/word/2024/wordml/sdtformatlock" xmlns:w16se="http://schemas.microsoft.com/office/word/2015/wordml/symex" xmlns:wpg="http://schemas.microsoft.com/office/word/2010/wordprocessingGroup" xmlns:wpi="http://schemas.microsoft.com/office/word/2010/wordprocessingInk" xmlns:wne="http://schemas.microsoft.com/office/word/2006/wordml" xmlns:wps="http://schemas.microsoft.com/office/word/2010/wordprocessingShape" mc:Ignorable="w14 w15 w16se w16cid w16 w16cex w16sdtdh w16sdtfl w16du wp14">
+<w:document xmlns:wpc="http://schemas.microsoft.com/office/word/2010/wordprocessingCanvas" xmlns:cx="http://schemas.microsoft.com/office/drawing/2014/chartex" xmlns:cx1="http://schemas.microsoft.com/office/drawing/2015/9/8/chartex" xmlns:cx2="http://schemas.microsoft.com/office/drawing/2015/10/21/chartex" xmlns:cx3="http://schemas.microsoft.com/office/drawing/2016/5/9/chartex" xmlns:cx4="http://schemas.microsoft.com/office/drawing/2016/5/10/chartex" xmlns:cx5="http://schemas.microsoft.com/office/drawing/2016/5/11/chartex" xmlns:cx6="http://schemas.microsoft.com/office/drawing/2016/5/12/chartex" xmlns:cx7="http://schemas.microsoft.com/office/drawing/2016/5/13/chartex" xmlns:cx8="http://schemas.microsoft.com/office/drawing/2016/5/14/chartex" xmlns:mc="http://schemas.openxmlformats.org/markup-compatibility/2006" xmlns:o="urn:schemas-microsoft-com:office:office" xmlns:r="http://schemas.openxmlformats.org/officeDocument/2006/relationships" xmlns:m="http://schemas.openxmlformats.org/officeDocument/2006/math" xmlns:v="urn:schemas-microsoft-com:vml" xmlns:wp14="http://schemas.microsoft.com/office/word/2010/wordprocessingDrawing" xmlns:wp="http://schemas.openxmlformats.org/drawingml/2006/wordprocessingDrawing" xmlns:w="http://schemas.openxmlformats.org/wordprocessingml/2006/main" xmlns:w14="http://schemas.microsoft.com/office/word/2010/wordml" xmlns:w10="urn:schemas-microsoft-com:office:word" xmlns:w15="http://schemas.microsoft.com/office/word/2012/wordml" xmlns:wpg="http://schemas.microsoft.com/office/word/2010/wordprocessingGroup" xmlns:wpi="http://schemas.microsoft.com/office/word/2010/wordprocessingInk" xmlns:wne="http://schemas.microsoft.com/office/word/2006/wordml" xmlns:wps="http://schemas.microsoft.com/office/word/2010/wordprocessingShape" xmlns:wpsCustomData="http://www.wps.cn/officeDocument/2013/wpsCustomData" mc:Ignorable="w14 w15 wp14">
   <w:body>
     <w:p>
       <w:pPr>
@@ -52,12 +52,6 @@
       <w:pPr>
         <w:jc w:val="center"/>
       </w:pPr>
-      <w:r>
-        <w:rPr>
-          <w:b w:val="0"/>
-        </w:rPr>
-        <w:t>Projexa Team Id: ____________________</w:t>
-      </w:r>
     </w:p>
     <w:p>
       <w:pPr>
@@ -67,6 +61,7 @@
         <w:rPr>
           <w:b w:val="0"/>
         </w:rPr>
+        <w:t>Submitted in partial fulfilment of the requirement of the degree of</w:t>
       </w:r>
     </w:p>
     <w:p>
@@ -75,20 +70,54 @@
       </w:pPr>
       <w:r>
         <w:rPr>
-          <w:b w:val="0"/>
-        </w:rPr>
-        <w:t>Submitted in partial fulfilment of the requirement of the degree of</w:t>
+          <w:b/>
+        </w:rPr>
+        <w:t>BACHELOR OF TECHNOLOGY (CSE / AI&amp;ML)</w:t>
       </w:r>
     </w:p>
     <w:p>
       <w:pPr>
         <w:jc w:val="center"/>
+        <w:rPr>
+          <w:rFonts w:hint="default"/>
+          <w:lang w:val="en-IN"/>
+        </w:rPr>
+      </w:pPr>
+      <w:r>
+        <w:rPr>
+          <w:b w:val="0"/>
+        </w:rPr>
+        <w:t xml:space="preserve">Semester: </w:t>
+      </w:r>
+      <w:r>
+        <w:rPr>
+          <w:rFonts w:hint="default"/>
+          <w:b w:val="0"/>
+          <w:lang w:val="en-IN"/>
+        </w:rPr>
+        <w:t>lll</w:t>
+      </w:r>
+    </w:p>
+    <w:p>
+      <w:pPr>
+        <w:jc w:val="center"/>
+      </w:pPr>
+      <w:r>
+        <w:rPr>
+          <w:b w:val="0"/>
+        </w:rPr>
+        <w:t>to</w:t>
+      </w:r>
+    </w:p>
+    <w:p>
+      <w:pPr>
+        <w:jc w:val="center"/>
       </w:pPr>
       <w:r>
         <w:rPr>
           <w:b/>
         </w:rPr>
-        <w:t>BACHELOR OF TECHNOLOGY (CSE / AI&amp;ML)</w:t>
+        <w:t>K.R. Mangalam University</w:t>
       </w:r>
     </w:p>
     <w:p>
@@ -99,18 +128,58 @@
         <w:rPr>
           <w:b w:val="0"/>
         </w:rPr>
-        <w:t>Semester: I</w:t>
+        <w:t>by</w:t>
       </w:r>
     </w:p>
     <w:p>
       <w:pPr>
         <w:jc w:val="center"/>
-      </w:pPr>
-      <w:r>
-        <w:rPr>
-          <w:b w:val="0"/>
-        </w:rPr>
-        <w:t>to</w:t>
+        <w:rPr>
+          <w:rFonts w:hint="default"/>
+          <w:lang w:val="en-IN"/>
+        </w:rPr>
+      </w:pPr>
+      <w:r>
+        <w:rPr>
+          <w:b w:val="0"/>
+        </w:rPr>
+        <w:t xml:space="preserve">Student Name: </w:t>
+      </w:r>
+      <w:r>
+        <w:rPr>
+          <w:rFonts w:hint="default"/>
+          <w:b w:val="0"/>
+          <w:lang w:val="en-IN"/>
+        </w:rPr>
+        <w:t xml:space="preserve">Arnav Kapil </w:t>
+      </w:r>
+      <w:r>
+        <w:rPr>
+          <w:b w:val="0"/>
+        </w:rPr>
+        <w:t xml:space="preserve">   Roll No.:</w:t>
+      </w:r>
+      <w:r>
+        <w:rPr>
+          <w:rFonts w:hint="default"/>
+          <w:b w:val="0"/>
+          <w:lang w:val="en-IN"/>
+        </w:rPr>
+        <w:t>2501730045</w:t>
+      </w:r>
+      <w:r>
+        <w:rPr>
+          <w:b w:val="0"/>
+        </w:rPr>
+        <w:t xml:space="preserve">  Section: </w:t>
+      </w:r>
+      <w:r>
+        <w:rPr>
+          <w:rFonts w:hint="default"/>
+          <w:b w:val="0"/>
+          <w:lang w:val="en-IN"/>
+        </w:rPr>
+        <w:t>C</w:t>
       </w:r>
     </w:p>
     <w:p>
@@ -119,20 +188,33 @@
       </w:pPr>
       <w:r>
         <w:rPr>
-          <w:b/>
-        </w:rPr>
-        <w:t>K.R. Mangalam University</w:t>
+          <w:b w:val="0"/>
+        </w:rPr>
+        <w:t>Under the supervision of</w:t>
       </w:r>
     </w:p>
     <w:p>
       <w:pPr>
         <w:jc w:val="center"/>
-      </w:pPr>
-      <w:r>
-        <w:rPr>
-          <w:b w:val="0"/>
-        </w:rPr>
-        <w:t>by</w:t>
+        <w:rPr>
+          <w:rFonts w:hint="default"/>
+          <w:b w:val="0"/>
+          <w:lang w:val="en-IN"/>
+        </w:rPr>
+      </w:pPr>
+      <w:r>
+        <w:rPr>
+          <w:b w:val="0"/>
+        </w:rPr>
+        <w:t xml:space="preserve">Internal Mentor: </w:t>
+      </w:r>
+      <w:r>
+        <w:rPr>
+          <w:rFonts w:hint="default"/>
+          <w:b w:val="0"/>
+          <w:lang w:val="en-IN"/>
+        </w:rPr>
+        <w:t>Dr. Feroz Ahmed</w:t>
       </w:r>
     </w:p>
     <w:p>
@@ -143,7 +225,7 @@
         <w:rPr>
           <w:b w:val="0"/>
         </w:rPr>
-        <w:t>Student Name: ____________________   Roll No.: ____________________   Section: ______</w:t>
+        <w:t>Department of Computer Science and Engineering</w:t>
       </w:r>
     </w:p>
     <w:p>
@@ -154,6 +236,7 @@
         <w:rPr>
           <w:b w:val="0"/>
         </w:rPr>
+        <w:t>School of Engineering and Technology</w:t>
       </w:r>
     </w:p>
     <w:p>
@@ -164,7 +247,7 @@
         <w:rPr>
           <w:b w:val="0"/>
         </w:rPr>
-        <w:t>Under the supervision of</w:t>
+        <w:t>K.R. Mangalam University, Gurugram - 122001, India</w:t>
       </w:r>
     </w:p>
     <w:p>
@@ -175,50 +258,6 @@
         <w:rPr>
           <w:b w:val="0"/>
         </w:rPr>
-        <w:t>Internal Mentor: ____________________</w:t>
-      </w:r>
-    </w:p>
-    <w:p>
-      <w:pPr>
-        <w:jc w:val="center"/>
-      </w:pPr>
-      <w:r>
-        <w:rPr>
-          <w:b w:val="0"/>
-        </w:rPr>
-        <w:t>Department of Computer Science and Engineering</w:t>
-      </w:r>
-    </w:p>
-    <w:p>
-      <w:pPr>
-        <w:jc w:val="center"/>
-      </w:pPr>
-      <w:r>
-        <w:rPr>
-          <w:b w:val="0"/>
-        </w:rPr>
-        <w:t>School of Engineering and Technology</w:t>
-      </w:r>
-    </w:p>
-    <w:p>
-      <w:pPr>
-        <w:jc w:val="center"/>
-      </w:pPr>
-      <w:r>
-        <w:rPr>
-          <w:b w:val="0"/>
-        </w:rPr>
-        <w:t>K.R. Mangalam University, Gurugram - 122001, India</w:t>
-      </w:r>
-    </w:p>
-    <w:p>
-      <w:pPr>
-        <w:jc w:val="center"/>
-      </w:pPr>
-      <w:r>
-        <w:rPr>
-          <w:b w:val="0"/>
-        </w:rPr>
         <w:t>Date: ____________________</w:t>
       </w:r>
     </w:p>
@@ -229,7 +268,7 @@
     </w:p>
     <w:p>
       <w:pPr>
-        <w:pStyle w:val="Heading1"/>
+        <w:pStyle w:val="2"/>
       </w:pPr>
       <w:r>
         <w:t>Declaration</w:t>
@@ -243,13 +282,7 @@
         <w:t>I hereby declare that this project report is my original work and has not been submitted elsewhere. The information presented here is true and correct to the best of my knowledge.</w:t>
       </w:r>
     </w:p>
-    <w:p>
-      <w:r>
-        <w:rPr>
-          <w:b w:val="0"/>
-        </w:rPr>
-      </w:r>
-    </w:p>
+    <w:p/>
     <w:p>
       <w:r>
         <w:rPr>
@@ -259,19 +292,48 @@
       </w:r>
     </w:p>
     <w:p>
-      <w:r>
-        <w:rPr>
-          <w:b w:val="0"/>
-        </w:rPr>
-        <w:t>Student Name: ____________________</w:t>
-      </w:r>
-    </w:p>
-    <w:p>
-      <w:r>
-        <w:rPr>
-          <w:b w:val="0"/>
-        </w:rPr>
-        <w:t>Roll No.: ____________________</w:t>
+      <w:pPr>
+        <w:rPr>
+          <w:rFonts w:hint="default"/>
+          <w:lang w:val="en-IN"/>
+        </w:rPr>
+      </w:pPr>
+      <w:r>
+        <w:rPr>
+          <w:b w:val="0"/>
+        </w:rPr>
+        <w:t>Student Name:</w:t>
+      </w:r>
+      <w:r>
+        <w:rPr>
+          <w:rFonts w:hint="default"/>
+          <w:b w:val="0"/>
+          <w:lang w:val="en-IN"/>
+        </w:rPr>
+        <w:t xml:space="preserve"> Arnav Kapil</w:t>
+      </w:r>
+    </w:p>
+    <w:p>
+      <w:pPr>
+        <w:rPr>
+          <w:rFonts w:hint="default"/>
+          <w:b w:val="0"/>
+          <w:lang w:val="en-IN"/>
+        </w:rPr>
+      </w:pPr>
+      <w:r>
+        <w:rPr>
+          <w:b w:val="0"/>
+        </w:rPr>
+        <w:t xml:space="preserve">Roll No.: </w:t>
+      </w:r>
+      <w:r>
+        <w:rPr>
+          <w:rFonts w:hint="default"/>
+          <w:b w:val="0"/>
+          <w:lang w:val="en-IN"/>
+        </w:rPr>
+        <w:t>2501730045</w:t>
       </w:r>
     </w:p>
     <w:p>
@@ -289,7 +351,7 @@
     </w:p>
     <w:p>
       <w:pPr>
-        <w:pStyle w:val="Heading1"/>
+        <w:pStyle w:val="2"/>
       </w:pPr>
       <w:r>
         <w:t>Certificate Placeholder</w:t>
@@ -303,13 +365,7 @@
         <w:t>This page is kept as a placeholder for the official completion certificate or mentor certificate, if required by the university format.</w:t>
       </w:r>
     </w:p>
-    <w:p>
-      <w:r>
-        <w:rPr>
-          <w:b w:val="0"/>
-        </w:rPr>
-      </w:r>
-    </w:p>
+    <w:p/>
     <w:p>
       <w:r>
         <w:rPr>
@@ -319,12 +375,28 @@
       </w:r>
     </w:p>
     <w:p>
-      <w:r>
-        <w:rPr>
-          <w:b w:val="0"/>
-        </w:rPr>
-        <w:t>Name and Designation: ____________________</w:t>
-      </w:r>
+      <w:pPr>
+        <w:rPr>
+          <w:rFonts w:hint="default"/>
+          <w:lang w:val="en-IN"/>
+        </w:rPr>
+      </w:pPr>
+      <w:r>
+        <w:rPr>
+          <w:b w:val="0"/>
+        </w:rPr>
+        <w:t xml:space="preserve">Name and Designation: </w:t>
+      </w:r>
+      <w:r>
+        <w:rPr>
+          <w:rFonts w:hint="default"/>
+          <w:b w:val="0"/>
+          <w:lang w:val="en-IN"/>
+        </w:rPr>
+        <w:t>Dr. Feroz Ahmed</w:t>
+      </w:r>
+      <w:bookmarkStart w:id="0" w:name="_GoBack"/>
+      <w:bookmarkEnd w:id="0"/>
     </w:p>
     <w:p>
       <w:r>
@@ -341,7 +413,7 @@
     </w:p>
     <w:p>
       <w:pPr>
-        <w:pStyle w:val="Heading1"/>
+        <w:pStyle w:val="2"/>
       </w:pPr>
       <w:r>
         <w:t>Abstract</w:t>
@@ -357,7 +429,7 @@
     </w:p>
     <w:p>
       <w:pPr>
-        <w:pStyle w:val="Heading1"/>
+        <w:pStyle w:val="2"/>
       </w:pPr>
       <w:r>
         <w:t>1. Introduction</w:t>
@@ -381,7 +453,7 @@
     </w:p>
     <w:p>
       <w:pPr>
-        <w:pStyle w:val="Heading1"/>
+        <w:pStyle w:val="2"/>
       </w:pPr>
       <w:r>
         <w:t>2. Objectives</w:t>
@@ -437,7 +509,7 @@
     </w:p>
     <w:p>
       <w:pPr>
-        <w:pStyle w:val="Heading1"/>
+        <w:pStyle w:val="2"/>
       </w:pPr>
       <w:r>
         <w:t>3. Work Done</w:t>
@@ -509,7 +581,7 @@
     </w:p>
     <w:p>
       <w:pPr>
-        <w:pStyle w:val="Heading1"/>
+        <w:pStyle w:val="2"/>
       </w:pPr>
       <w:r>
         <w:t>4. Tools and Technologies</w:t>
@@ -517,9 +589,24 @@
     </w:p>
     <w:tbl>
       <w:tblPr>
-        <w:tblStyle w:val="TableGrid"/>
-        <w:tblW w:type="auto" w:w="0"/>
-        <w:tblLook w:firstColumn="1" w:firstRow="1" w:lastColumn="0" w:lastRow="0" w:noHBand="0" w:noVBand="1" w:val="04A0"/>
+        <w:tblStyle w:val="15"/>
+        <w:tblW w:w="0" w:type="auto"/>
+        <w:tblInd w:w="0" w:type="dxa"/>
+        <w:tblBorders>
+          <w:top w:val="single" w:color="auto" w:sz="4" w:space="0"/>
+          <w:left w:val="single" w:color="auto" w:sz="4" w:space="0"/>
+          <w:bottom w:val="single" w:color="auto" w:sz="4" w:space="0"/>
+          <w:right w:val="single" w:color="auto" w:sz="4" w:space="0"/>
+          <w:insideH w:val="single" w:color="auto" w:sz="4" w:space="0"/>
+          <w:insideV w:val="single" w:color="auto" w:sz="4" w:space="0"/>
+        </w:tblBorders>
+        <w:tblLayout w:type="autofit"/>
+        <w:tblCellMar>
+          <w:top w:w="0" w:type="dxa"/>
+          <w:left w:w="108" w:type="dxa"/>
+          <w:bottom w:w="0" w:type="dxa"/>
+          <w:right w:w="108" w:type="dxa"/>
+        </w:tblCellMar>
       </w:tblPr>
       <w:tblGrid>
         <w:gridCol w:w="3264"/>
@@ -527,11 +614,30 @@
         <w:gridCol w:w="3264"/>
       </w:tblGrid>
       <w:tr>
-        <w:tc>
-          <w:tcPr>
-            <w:tcW w:type="dxa" w:w="3264"/>
-          </w:tcPr>
-          <w:p>
+        <w:tblPrEx>
+          <w:tblBorders>
+            <w:top w:val="single" w:color="auto" w:sz="4" w:space="0"/>
+            <w:left w:val="single" w:color="auto" w:sz="4" w:space="0"/>
+            <w:bottom w:val="single" w:color="auto" w:sz="4" w:space="0"/>
+            <w:right w:val="single" w:color="auto" w:sz="4" w:space="0"/>
+            <w:insideH w:val="single" w:color="auto" w:sz="4" w:space="0"/>
+            <w:insideV w:val="single" w:color="auto" w:sz="4" w:space="0"/>
+          </w:tblBorders>
+          <w:tblCellMar>
+            <w:top w:w="0" w:type="dxa"/>
+            <w:left w:w="108" w:type="dxa"/>
+            <w:bottom w:w="0" w:type="dxa"/>
+            <w:right w:w="108" w:type="dxa"/>
+          </w:tblCellMar>
+        </w:tblPrEx>
+        <w:tc>
+          <w:tcPr>
+            <w:tcW w:w="3264" w:type="dxa"/>
+          </w:tcPr>
+          <w:p>
+            <w:pPr>
+              <w:spacing w:after="0" w:line="240" w:lineRule="auto"/>
+            </w:pPr>
             <w:r>
               <w:t>Technology</w:t>
             </w:r>
@@ -539,9 +645,12 @@
         </w:tc>
         <w:tc>
           <w:tcPr>
-            <w:tcW w:type="dxa" w:w="3264"/>
-          </w:tcPr>
-          <w:p>
+            <w:tcW w:w="3264" w:type="dxa"/>
+          </w:tcPr>
+          <w:p>
+            <w:pPr>
+              <w:spacing w:after="0" w:line="240" w:lineRule="auto"/>
+            </w:pPr>
             <w:r>
               <w:t>Where Used</w:t>
             </w:r>
@@ -549,9 +658,12 @@
         </w:tc>
         <w:tc>
           <w:tcPr>
-            <w:tcW w:type="dxa" w:w="3264"/>
-          </w:tcPr>
-          <w:p>
+            <w:tcW w:w="3264" w:type="dxa"/>
+          </w:tcPr>
+          <w:p>
+            <w:pPr>
+              <w:spacing w:after="0" w:line="240" w:lineRule="auto"/>
+            </w:pPr>
             <w:r>
               <w:t>Why Used</w:t>
             </w:r>
@@ -559,11 +671,30 @@
         </w:tc>
       </w:tr>
       <w:tr>
-        <w:tc>
-          <w:tcPr>
-            <w:tcW w:type="dxa" w:w="3264"/>
-          </w:tcPr>
-          <w:p>
+        <w:tblPrEx>
+          <w:tblBorders>
+            <w:top w:val="single" w:color="auto" w:sz="4" w:space="0"/>
+            <w:left w:val="single" w:color="auto" w:sz="4" w:space="0"/>
+            <w:bottom w:val="single" w:color="auto" w:sz="4" w:space="0"/>
+            <w:right w:val="single" w:color="auto" w:sz="4" w:space="0"/>
+            <w:insideH w:val="single" w:color="auto" w:sz="4" w:space="0"/>
+            <w:insideV w:val="single" w:color="auto" w:sz="4" w:space="0"/>
+          </w:tblBorders>
+          <w:tblCellMar>
+            <w:top w:w="0" w:type="dxa"/>
+            <w:left w:w="108" w:type="dxa"/>
+            <w:bottom w:w="0" w:type="dxa"/>
+            <w:right w:w="108" w:type="dxa"/>
+          </w:tblCellMar>
+        </w:tblPrEx>
+        <w:tc>
+          <w:tcPr>
+            <w:tcW w:w="3264" w:type="dxa"/>
+          </w:tcPr>
+          <w:p>
+            <w:pPr>
+              <w:spacing w:after="0" w:line="240" w:lineRule="auto"/>
+            </w:pPr>
             <w:r>
               <w:t>HTML</w:t>
             </w:r>
@@ -571,9 +702,12 @@
         </w:tc>
         <w:tc>
           <w:tcPr>
-            <w:tcW w:type="dxa" w:w="3264"/>
-          </w:tcPr>
-          <w:p>
+            <w:tcW w:w="3264" w:type="dxa"/>
+          </w:tcPr>
+          <w:p>
+            <w:pPr>
+              <w:spacing w:after="0" w:line="240" w:lineRule="auto"/>
+            </w:pPr>
             <w:r>
               <w:t>public/index.html</w:t>
             </w:r>
@@ -581,9 +715,12 @@
         </w:tc>
         <w:tc>
           <w:tcPr>
-            <w:tcW w:type="dxa" w:w="3264"/>
-          </w:tcPr>
-          <w:p>
+            <w:tcW w:w="3264" w:type="dxa"/>
+          </w:tcPr>
+          <w:p>
+            <w:pPr>
+              <w:spacing w:after="0" w:line="240" w:lineRule="auto"/>
+            </w:pPr>
             <w:r>
               <w:t>Creates the structure of the web page, forms, buttons, sections, and templates.</w:t>
             </w:r>
@@ -591,11 +728,30 @@
         </w:tc>
       </w:tr>
       <w:tr>
-        <w:tc>
-          <w:tcPr>
-            <w:tcW w:type="dxa" w:w="3264"/>
-          </w:tcPr>
-          <w:p>
+        <w:tblPrEx>
+          <w:tblBorders>
+            <w:top w:val="single" w:color="auto" w:sz="4" w:space="0"/>
+            <w:left w:val="single" w:color="auto" w:sz="4" w:space="0"/>
+            <w:bottom w:val="single" w:color="auto" w:sz="4" w:space="0"/>
+            <w:right w:val="single" w:color="auto" w:sz="4" w:space="0"/>
+            <w:insideH w:val="single" w:color="auto" w:sz="4" w:space="0"/>
+            <w:insideV w:val="single" w:color="auto" w:sz="4" w:space="0"/>
+          </w:tblBorders>
+          <w:tblCellMar>
+            <w:top w:w="0" w:type="dxa"/>
+            <w:left w:w="108" w:type="dxa"/>
+            <w:bottom w:w="0" w:type="dxa"/>
+            <w:right w:w="108" w:type="dxa"/>
+          </w:tblCellMar>
+        </w:tblPrEx>
+        <w:tc>
+          <w:tcPr>
+            <w:tcW w:w="3264" w:type="dxa"/>
+          </w:tcPr>
+          <w:p>
+            <w:pPr>
+              <w:spacing w:after="0" w:line="240" w:lineRule="auto"/>
+            </w:pPr>
             <w:r>
               <w:t>CSS</w:t>
             </w:r>
@@ -603,9 +759,12 @@
         </w:tc>
         <w:tc>
           <w:tcPr>
-            <w:tcW w:type="dxa" w:w="3264"/>
-          </w:tcPr>
-          <w:p>
+            <w:tcW w:w="3264" w:type="dxa"/>
+          </w:tcPr>
+          <w:p>
+            <w:pPr>
+              <w:spacing w:after="0" w:line="240" w:lineRule="auto"/>
+            </w:pPr>
             <w:r>
               <w:t>public/styles.css</w:t>
             </w:r>
@@ -613,9 +772,12 @@
         </w:tc>
         <w:tc>
           <w:tcPr>
-            <w:tcW w:type="dxa" w:w="3264"/>
-          </w:tcPr>
-          <w:p>
+            <w:tcW w:w="3264" w:type="dxa"/>
+          </w:tcPr>
+          <w:p>
+            <w:pPr>
+              <w:spacing w:after="0" w:line="240" w:lineRule="auto"/>
+            </w:pPr>
             <w:r>
               <w:t>Creates the black and white liquid glass look using background, borders, blur, spacing, and responsive layout.</w:t>
             </w:r>
@@ -623,11 +785,30 @@
         </w:tc>
       </w:tr>
       <w:tr>
-        <w:tc>
-          <w:tcPr>
-            <w:tcW w:type="dxa" w:w="3264"/>
-          </w:tcPr>
-          <w:p>
+        <w:tblPrEx>
+          <w:tblBorders>
+            <w:top w:val="single" w:color="auto" w:sz="4" w:space="0"/>
+            <w:left w:val="single" w:color="auto" w:sz="4" w:space="0"/>
+            <w:bottom w:val="single" w:color="auto" w:sz="4" w:space="0"/>
+            <w:right w:val="single" w:color="auto" w:sz="4" w:space="0"/>
+            <w:insideH w:val="single" w:color="auto" w:sz="4" w:space="0"/>
+            <w:insideV w:val="single" w:color="auto" w:sz="4" w:space="0"/>
+          </w:tblBorders>
+          <w:tblCellMar>
+            <w:top w:w="0" w:type="dxa"/>
+            <w:left w:w="108" w:type="dxa"/>
+            <w:bottom w:w="0" w:type="dxa"/>
+            <w:right w:w="108" w:type="dxa"/>
+          </w:tblCellMar>
+        </w:tblPrEx>
+        <w:tc>
+          <w:tcPr>
+            <w:tcW w:w="3264" w:type="dxa"/>
+          </w:tcPr>
+          <w:p>
+            <w:pPr>
+              <w:spacing w:after="0" w:line="240" w:lineRule="auto"/>
+            </w:pPr>
             <w:r>
               <w:t>JavaScript</w:t>
             </w:r>
@@ -635,9 +816,12 @@
         </w:tc>
         <w:tc>
           <w:tcPr>
-            <w:tcW w:type="dxa" w:w="3264"/>
-          </w:tcPr>
-          <w:p>
+            <w:tcW w:w="3264" w:type="dxa"/>
+          </w:tcPr>
+          <w:p>
+            <w:pPr>
+              <w:spacing w:after="0" w:line="240" w:lineRule="auto"/>
+            </w:pPr>
             <w:r>
               <w:t>public/app.js</w:t>
             </w:r>
@@ -645,9 +829,12 @@
         </w:tc>
         <w:tc>
           <w:tcPr>
-            <w:tcW w:type="dxa" w:w="3264"/>
-          </w:tcPr>
-          <w:p>
+            <w:tcW w:w="3264" w:type="dxa"/>
+          </w:tcPr>
+          <w:p>
+            <w:pPr>
+              <w:spacing w:after="0" w:line="240" w:lineRule="auto"/>
+            </w:pPr>
             <w:r>
               <w:t>Handles user actions, form validation, API calls, resume preview, file import, copy text, and JSON download.</w:t>
             </w:r>
@@ -655,11 +842,30 @@
         </w:tc>
       </w:tr>
       <w:tr>
-        <w:tc>
-          <w:tcPr>
-            <w:tcW w:type="dxa" w:w="3264"/>
-          </w:tcPr>
-          <w:p>
+        <w:tblPrEx>
+          <w:tblBorders>
+            <w:top w:val="single" w:color="auto" w:sz="4" w:space="0"/>
+            <w:left w:val="single" w:color="auto" w:sz="4" w:space="0"/>
+            <w:bottom w:val="single" w:color="auto" w:sz="4" w:space="0"/>
+            <w:right w:val="single" w:color="auto" w:sz="4" w:space="0"/>
+            <w:insideH w:val="single" w:color="auto" w:sz="4" w:space="0"/>
+            <w:insideV w:val="single" w:color="auto" w:sz="4" w:space="0"/>
+          </w:tblBorders>
+          <w:tblCellMar>
+            <w:top w:w="0" w:type="dxa"/>
+            <w:left w:w="108" w:type="dxa"/>
+            <w:bottom w:w="0" w:type="dxa"/>
+            <w:right w:w="108" w:type="dxa"/>
+          </w:tblCellMar>
+        </w:tblPrEx>
+        <w:tc>
+          <w:tcPr>
+            <w:tcW w:w="3264" w:type="dxa"/>
+          </w:tcPr>
+          <w:p>
+            <w:pPr>
+              <w:spacing w:after="0" w:line="240" w:lineRule="auto"/>
+            </w:pPr>
             <w:r>
               <w:t>Node.js</w:t>
             </w:r>
@@ -667,9 +873,12 @@
         </w:tc>
         <w:tc>
           <w:tcPr>
-            <w:tcW w:type="dxa" w:w="3264"/>
-          </w:tcPr>
-          <w:p>
+            <w:tcW w:w="3264" w:type="dxa"/>
+          </w:tcPr>
+          <w:p>
+            <w:pPr>
+              <w:spacing w:after="0" w:line="240" w:lineRule="auto"/>
+            </w:pPr>
             <w:r>
               <w:t>src/server.js</w:t>
             </w:r>
@@ -677,9 +886,12 @@
         </w:tc>
         <w:tc>
           <w:tcPr>
-            <w:tcW w:type="dxa" w:w="3264"/>
-          </w:tcPr>
-          <w:p>
+            <w:tcW w:w="3264" w:type="dxa"/>
+          </w:tcPr>
+          <w:p>
+            <w:pPr>
+              <w:spacing w:after="0" w:line="240" w:lineRule="auto"/>
+            </w:pPr>
             <w:r>
               <w:t>Runs the local server and allows JavaScript to be used outside the browser.</w:t>
             </w:r>
@@ -687,11 +899,30 @@
         </w:tc>
       </w:tr>
       <w:tr>
-        <w:tc>
-          <w:tcPr>
-            <w:tcW w:type="dxa" w:w="3264"/>
-          </w:tcPr>
-          <w:p>
+        <w:tblPrEx>
+          <w:tblBorders>
+            <w:top w:val="single" w:color="auto" w:sz="4" w:space="0"/>
+            <w:left w:val="single" w:color="auto" w:sz="4" w:space="0"/>
+            <w:bottom w:val="single" w:color="auto" w:sz="4" w:space="0"/>
+            <w:right w:val="single" w:color="auto" w:sz="4" w:space="0"/>
+            <w:insideH w:val="single" w:color="auto" w:sz="4" w:space="0"/>
+            <w:insideV w:val="single" w:color="auto" w:sz="4" w:space="0"/>
+          </w:tblBorders>
+          <w:tblCellMar>
+            <w:top w:w="0" w:type="dxa"/>
+            <w:left w:w="108" w:type="dxa"/>
+            <w:bottom w:w="0" w:type="dxa"/>
+            <w:right w:w="108" w:type="dxa"/>
+          </w:tblCellMar>
+        </w:tblPrEx>
+        <w:tc>
+          <w:tcPr>
+            <w:tcW w:w="3264" w:type="dxa"/>
+          </w:tcPr>
+          <w:p>
+            <w:pPr>
+              <w:spacing w:after="0" w:line="240" w:lineRule="auto"/>
+            </w:pPr>
             <w:r>
               <w:t>Node HTTP Module</w:t>
             </w:r>
@@ -699,9 +930,12 @@
         </w:tc>
         <w:tc>
           <w:tcPr>
-            <w:tcW w:type="dxa" w:w="3264"/>
-          </w:tcPr>
-          <w:p>
+            <w:tcW w:w="3264" w:type="dxa"/>
+          </w:tcPr>
+          <w:p>
+            <w:pPr>
+              <w:spacing w:after="0" w:line="240" w:lineRule="auto"/>
+            </w:pPr>
             <w:r>
               <w:t>src/server.js</w:t>
             </w:r>
@@ -709,9 +943,12 @@
         </w:tc>
         <w:tc>
           <w:tcPr>
-            <w:tcW w:type="dxa" w:w="3264"/>
-          </w:tcPr>
-          <w:p>
+            <w:tcW w:w="3264" w:type="dxa"/>
+          </w:tcPr>
+          <w:p>
+            <w:pPr>
+              <w:spacing w:after="0" w:line="240" w:lineRule="auto"/>
+            </w:pPr>
             <w:r>
               <w:t>Creates API routes without adding external server packages.</w:t>
             </w:r>
@@ -719,11 +956,30 @@
         </w:tc>
       </w:tr>
       <w:tr>
-        <w:tc>
-          <w:tcPr>
-            <w:tcW w:type="dxa" w:w="3264"/>
-          </w:tcPr>
-          <w:p>
+        <w:tblPrEx>
+          <w:tblBorders>
+            <w:top w:val="single" w:color="auto" w:sz="4" w:space="0"/>
+            <w:left w:val="single" w:color="auto" w:sz="4" w:space="0"/>
+            <w:bottom w:val="single" w:color="auto" w:sz="4" w:space="0"/>
+            <w:right w:val="single" w:color="auto" w:sz="4" w:space="0"/>
+            <w:insideH w:val="single" w:color="auto" w:sz="4" w:space="0"/>
+            <w:insideV w:val="single" w:color="auto" w:sz="4" w:space="0"/>
+          </w:tblBorders>
+          <w:tblCellMar>
+            <w:top w:w="0" w:type="dxa"/>
+            <w:left w:w="108" w:type="dxa"/>
+            <w:bottom w:w="0" w:type="dxa"/>
+            <w:right w:w="108" w:type="dxa"/>
+          </w:tblCellMar>
+        </w:tblPrEx>
+        <w:tc>
+          <w:tcPr>
+            <w:tcW w:w="3264" w:type="dxa"/>
+          </w:tcPr>
+          <w:p>
+            <w:pPr>
+              <w:spacing w:after="0" w:line="240" w:lineRule="auto"/>
+            </w:pPr>
             <w:r>
               <w:t>CSV and JSON</w:t>
             </w:r>
@@ -731,9 +987,12 @@
         </w:tc>
         <w:tc>
           <w:tcPr>
-            <w:tcW w:type="dxa" w:w="3264"/>
-          </w:tcPr>
-          <w:p>
+            <w:tcW w:w="3264" w:type="dxa"/>
+          </w:tcPr>
+          <w:p>
+            <w:pPr>
+              <w:spacing w:after="0" w:line="240" w:lineRule="auto"/>
+            </w:pPr>
             <w:r>
               <w:t>data folder</w:t>
             </w:r>
@@ -741,9 +1000,12 @@
         </w:tc>
         <w:tc>
           <w:tcPr>
-            <w:tcW w:type="dxa" w:w="3264"/>
-          </w:tcPr>
-          <w:p>
+            <w:tcW w:w="3264" w:type="dxa"/>
+          </w:tcPr>
+          <w:p>
+            <w:pPr>
+              <w:spacing w:after="0" w:line="240" w:lineRule="auto"/>
+            </w:pPr>
             <w:r>
               <w:t>Stores training data, job roles, skill list, and sample test resumes.</w:t>
             </w:r>
@@ -751,11 +1013,30 @@
         </w:tc>
       </w:tr>
       <w:tr>
-        <w:tc>
-          <w:tcPr>
-            <w:tcW w:type="dxa" w:w="3264"/>
-          </w:tcPr>
-          <w:p>
+        <w:tblPrEx>
+          <w:tblBorders>
+            <w:top w:val="single" w:color="auto" w:sz="4" w:space="0"/>
+            <w:left w:val="single" w:color="auto" w:sz="4" w:space="0"/>
+            <w:bottom w:val="single" w:color="auto" w:sz="4" w:space="0"/>
+            <w:right w:val="single" w:color="auto" w:sz="4" w:space="0"/>
+            <w:insideH w:val="single" w:color="auto" w:sz="4" w:space="0"/>
+            <w:insideV w:val="single" w:color="auto" w:sz="4" w:space="0"/>
+          </w:tblBorders>
+          <w:tblCellMar>
+            <w:top w:w="0" w:type="dxa"/>
+            <w:left w:w="108" w:type="dxa"/>
+            <w:bottom w:w="0" w:type="dxa"/>
+            <w:right w:w="108" w:type="dxa"/>
+          </w:tblCellMar>
+        </w:tblPrEx>
+        <w:tc>
+          <w:tcPr>
+            <w:tcW w:w="3264" w:type="dxa"/>
+          </w:tcPr>
+          <w:p>
+            <w:pPr>
+              <w:spacing w:after="0" w:line="240" w:lineRule="auto"/>
+            </w:pPr>
             <w:r>
               <w:t>Node Test Runner</w:t>
             </w:r>
@@ -763,9 +1044,12 @@
         </w:tc>
         <w:tc>
           <w:tcPr>
-            <w:tcW w:type="dxa" w:w="3264"/>
-          </w:tcPr>
-          <w:p>
+            <w:tcW w:w="3264" w:type="dxa"/>
+          </w:tcPr>
+          <w:p>
+            <w:pPr>
+              <w:spacing w:after="0" w:line="240" w:lineRule="auto"/>
+            </w:pPr>
             <w:r>
               <w:t>tests folder</w:t>
             </w:r>
@@ -773,9 +1057,12 @@
         </w:tc>
         <w:tc>
           <w:tcPr>
-            <w:tcW w:type="dxa" w:w="3264"/>
-          </w:tcPr>
-          <w:p>
+            <w:tcW w:w="3264" w:type="dxa"/>
+          </w:tcPr>
+          <w:p>
+            <w:pPr>
+              <w:spacing w:after="0" w:line="240" w:lineRule="auto"/>
+            </w:pPr>
             <w:r>
               <w:t>Runs automated tests without installing a separate testing library.</w:t>
             </w:r>
@@ -783,11 +1070,30 @@
         </w:tc>
       </w:tr>
       <w:tr>
-        <w:tc>
-          <w:tcPr>
-            <w:tcW w:type="dxa" w:w="3264"/>
-          </w:tcPr>
-          <w:p>
+        <w:tblPrEx>
+          <w:tblBorders>
+            <w:top w:val="single" w:color="auto" w:sz="4" w:space="0"/>
+            <w:left w:val="single" w:color="auto" w:sz="4" w:space="0"/>
+            <w:bottom w:val="single" w:color="auto" w:sz="4" w:space="0"/>
+            <w:right w:val="single" w:color="auto" w:sz="4" w:space="0"/>
+            <w:insideH w:val="single" w:color="auto" w:sz="4" w:space="0"/>
+            <w:insideV w:val="single" w:color="auto" w:sz="4" w:space="0"/>
+          </w:tblBorders>
+          <w:tblCellMar>
+            <w:top w:w="0" w:type="dxa"/>
+            <w:left w:w="108" w:type="dxa"/>
+            <w:bottom w:w="0" w:type="dxa"/>
+            <w:right w:w="108" w:type="dxa"/>
+          </w:tblCellMar>
+        </w:tblPrEx>
+        <w:tc>
+          <w:tcPr>
+            <w:tcW w:w="3264" w:type="dxa"/>
+          </w:tcPr>
+          <w:p>
+            <w:pPr>
+              <w:spacing w:after="0" w:line="240" w:lineRule="auto"/>
+            </w:pPr>
             <w:r>
               <w:t>python-docx</w:t>
             </w:r>
@@ -795,9 +1101,12 @@
         </w:tc>
         <w:tc>
           <w:tcPr>
-            <w:tcW w:type="dxa" w:w="3264"/>
-          </w:tcPr>
-          <w:p>
+            <w:tcW w:w="3264" w:type="dxa"/>
+          </w:tcPr>
+          <w:p>
+            <w:pPr>
+              <w:spacing w:after="0" w:line="240" w:lineRule="auto"/>
+            </w:pPr>
             <w:r>
               <w:t>Report generation</w:t>
             </w:r>
@@ -805,9 +1114,12 @@
         </w:tc>
         <w:tc>
           <w:tcPr>
-            <w:tcW w:type="dxa" w:w="3264"/>
-          </w:tcPr>
-          <w:p>
+            <w:tcW w:w="3264" w:type="dxa"/>
+          </w:tcPr>
+          <w:p>
+            <w:pPr>
+              <w:spacing w:after="0" w:line="240" w:lineRule="auto"/>
+            </w:pPr>
             <w:r>
               <w:t>Creates this Word report from the internship report template.</w:t>
             </w:r>
@@ -817,7 +1129,7 @@
     </w:tbl>
     <w:p>
       <w:pPr>
-        <w:pStyle w:val="Heading1"/>
+        <w:pStyle w:val="2"/>
       </w:pPr>
       <w:r>
         <w:t>5. Why This Tech Stack Was Selected</w:t>
@@ -841,7 +1153,7 @@
     </w:p>
     <w:p>
       <w:pPr>
-        <w:pStyle w:val="Heading1"/>
+        <w:pStyle w:val="2"/>
       </w:pPr>
       <w:r>
         <w:t>6. Project Architecture</w:t>
@@ -897,7 +1209,7 @@
     </w:p>
     <w:p>
       <w:pPr>
-        <w:pStyle w:val="Heading1"/>
+        <w:pStyle w:val="2"/>
       </w:pPr>
       <w:r>
         <w:t>7. Frontend Explanation</w:t>
@@ -929,7 +1241,7 @@
     </w:p>
     <w:p>
       <w:pPr>
-        <w:pStyle w:val="Heading1"/>
+        <w:pStyle w:val="2"/>
       </w:pPr>
       <w:r>
         <w:t>8. Backend and API Explanation</w:t>
@@ -985,7 +1297,7 @@
     </w:p>
     <w:p>
       <w:pPr>
-        <w:pStyle w:val="Heading1"/>
+        <w:pStyle w:val="2"/>
       </w:pPr>
       <w:r>
         <w:t>9. Dataset and Analyzer Explanation</w:t>
@@ -1009,7 +1321,7 @@
     </w:p>
     <w:p>
       <w:pPr>
-        <w:pStyle w:val="Heading1"/>
+        <w:pStyle w:val="2"/>
       </w:pPr>
       <w:r>
         <w:t>10. Validation Explanation</w:t>
@@ -1025,7 +1337,7 @@
     </w:p>
     <w:p>
       <w:pPr>
-        <w:pStyle w:val="Heading1"/>
+        <w:pStyle w:val="2"/>
       </w:pPr>
       <w:r>
         <w:t>11. Skills Learned</w:t>
@@ -1097,7 +1409,7 @@
     </w:p>
     <w:p>
       <w:pPr>
-        <w:pStyle w:val="Heading1"/>
+        <w:pStyle w:val="2"/>
       </w:pPr>
       <w:r>
         <w:t>12. Challenges and Solutions</w:t>
@@ -1105,20 +1417,54 @@
     </w:p>
     <w:tbl>
       <w:tblPr>
-        <w:tblStyle w:val="TableGrid"/>
-        <w:tblW w:type="auto" w:w="0"/>
-        <w:tblLook w:firstColumn="1" w:firstRow="1" w:lastColumn="0" w:lastRow="0" w:noHBand="0" w:noVBand="1" w:val="04A0"/>
+        <w:tblStyle w:val="15"/>
+        <w:tblW w:w="0" w:type="auto"/>
+        <w:tblInd w:w="0" w:type="dxa"/>
+        <w:tblBorders>
+          <w:top w:val="single" w:color="auto" w:sz="4" w:space="0"/>
+          <w:left w:val="single" w:color="auto" w:sz="4" w:space="0"/>
+          <w:bottom w:val="single" w:color="auto" w:sz="4" w:space="0"/>
+          <w:right w:val="single" w:color="auto" w:sz="4" w:space="0"/>
+          <w:insideH w:val="single" w:color="auto" w:sz="4" w:space="0"/>
+          <w:insideV w:val="single" w:color="auto" w:sz="4" w:space="0"/>
+        </w:tblBorders>
+        <w:tblLayout w:type="autofit"/>
+        <w:tblCellMar>
+          <w:top w:w="0" w:type="dxa"/>
+          <w:left w:w="108" w:type="dxa"/>
+          <w:bottom w:w="0" w:type="dxa"/>
+          <w:right w:w="108" w:type="dxa"/>
+        </w:tblCellMar>
       </w:tblPr>
       <w:tblGrid>
         <w:gridCol w:w="4896"/>
         <w:gridCol w:w="4896"/>
       </w:tblGrid>
       <w:tr>
-        <w:tc>
-          <w:tcPr>
-            <w:tcW w:type="dxa" w:w="4896"/>
-          </w:tcPr>
-          <w:p>
+        <w:tblPrEx>
+          <w:tblBorders>
+            <w:top w:val="single" w:color="auto" w:sz="4" w:space="0"/>
+            <w:left w:val="single" w:color="auto" w:sz="4" w:space="0"/>
+            <w:bottom w:val="single" w:color="auto" w:sz="4" w:space="0"/>
+            <w:right w:val="single" w:color="auto" w:sz="4" w:space="0"/>
+            <w:insideH w:val="single" w:color="auto" w:sz="4" w:space="0"/>
+            <w:insideV w:val="single" w:color="auto" w:sz="4" w:space="0"/>
+          </w:tblBorders>
+          <w:tblCellMar>
+            <w:top w:w="0" w:type="dxa"/>
+            <w:left w:w="108" w:type="dxa"/>
+            <w:bottom w:w="0" w:type="dxa"/>
+            <w:right w:w="108" w:type="dxa"/>
+          </w:tblCellMar>
+        </w:tblPrEx>
+        <w:tc>
+          <w:tcPr>
+            <w:tcW w:w="4896" w:type="dxa"/>
+          </w:tcPr>
+          <w:p>
+            <w:pPr>
+              <w:spacing w:after="0" w:line="240" w:lineRule="auto"/>
+            </w:pPr>
             <w:r>
               <w:t>Challenge</w:t>
             </w:r>
@@ -1126,9 +1472,12 @@
         </w:tc>
         <w:tc>
           <w:tcPr>
-            <w:tcW w:type="dxa" w:w="4896"/>
-          </w:tcPr>
-          <w:p>
+            <w:tcW w:w="4896" w:type="dxa"/>
+          </w:tcPr>
+          <w:p>
+            <w:pPr>
+              <w:spacing w:after="0" w:line="240" w:lineRule="auto"/>
+            </w:pPr>
             <w:r>
               <w:t>Solution</w:t>
             </w:r>
@@ -1136,11 +1485,30 @@
         </w:tc>
       </w:tr>
       <w:tr>
-        <w:tc>
-          <w:tcPr>
-            <w:tcW w:type="dxa" w:w="4896"/>
-          </w:tcPr>
-          <w:p>
+        <w:tblPrEx>
+          <w:tblBorders>
+            <w:top w:val="single" w:color="auto" w:sz="4" w:space="0"/>
+            <w:left w:val="single" w:color="auto" w:sz="4" w:space="0"/>
+            <w:bottom w:val="single" w:color="auto" w:sz="4" w:space="0"/>
+            <w:right w:val="single" w:color="auto" w:sz="4" w:space="0"/>
+            <w:insideH w:val="single" w:color="auto" w:sz="4" w:space="0"/>
+            <w:insideV w:val="single" w:color="auto" w:sz="4" w:space="0"/>
+          </w:tblBorders>
+          <w:tblCellMar>
+            <w:top w:w="0" w:type="dxa"/>
+            <w:left w:w="108" w:type="dxa"/>
+            <w:bottom w:w="0" w:type="dxa"/>
+            <w:right w:w="108" w:type="dxa"/>
+          </w:tblCellMar>
+        </w:tblPrEx>
+        <w:tc>
+          <w:tcPr>
+            <w:tcW w:w="4896" w:type="dxa"/>
+          </w:tcPr>
+          <w:p>
+            <w:pPr>
+              <w:spacing w:after="0" w:line="240" w:lineRule="auto"/>
+            </w:pPr>
             <w:r>
               <w:t>Keeping the project simple but useful.</w:t>
             </w:r>
@@ -1148,9 +1516,12 @@
         </w:tc>
         <w:tc>
           <w:tcPr>
-            <w:tcW w:type="dxa" w:w="4896"/>
-          </w:tcPr>
-          <w:p>
+            <w:tcW w:w="4896" w:type="dxa"/>
+          </w:tcPr>
+          <w:p>
+            <w:pPr>
+              <w:spacing w:after="0" w:line="240" w:lineRule="auto"/>
+            </w:pPr>
             <w:r>
               <w:t>The features were kept the same, but the interface and wording were simplified.</w:t>
             </w:r>
@@ -1158,11 +1529,30 @@
         </w:tc>
       </w:tr>
       <w:tr>
-        <w:tc>
-          <w:tcPr>
-            <w:tcW w:type="dxa" w:w="4896"/>
-          </w:tcPr>
-          <w:p>
+        <w:tblPrEx>
+          <w:tblBorders>
+            <w:top w:val="single" w:color="auto" w:sz="4" w:space="0"/>
+            <w:left w:val="single" w:color="auto" w:sz="4" w:space="0"/>
+            <w:bottom w:val="single" w:color="auto" w:sz="4" w:space="0"/>
+            <w:right w:val="single" w:color="auto" w:sz="4" w:space="0"/>
+            <w:insideH w:val="single" w:color="auto" w:sz="4" w:space="0"/>
+            <w:insideV w:val="single" w:color="auto" w:sz="4" w:space="0"/>
+          </w:tblBorders>
+          <w:tblCellMar>
+            <w:top w:w="0" w:type="dxa"/>
+            <w:left w:w="108" w:type="dxa"/>
+            <w:bottom w:w="0" w:type="dxa"/>
+            <w:right w:w="108" w:type="dxa"/>
+          </w:tblCellMar>
+        </w:tblPrEx>
+        <w:tc>
+          <w:tcPr>
+            <w:tcW w:w="4896" w:type="dxa"/>
+          </w:tcPr>
+          <w:p>
+            <w:pPr>
+              <w:spacing w:after="0" w:line="240" w:lineRule="auto"/>
+            </w:pPr>
             <w:r>
               <w:t>Making the design attractive without flashy colors.</w:t>
             </w:r>
@@ -1170,9 +1560,12 @@
         </w:tc>
         <w:tc>
           <w:tcPr>
-            <w:tcW w:type="dxa" w:w="4896"/>
-          </w:tcPr>
-          <w:p>
+            <w:tcW w:w="4896" w:type="dxa"/>
+          </w:tcPr>
+          <w:p>
+            <w:pPr>
+              <w:spacing w:after="0" w:line="240" w:lineRule="auto"/>
+            </w:pPr>
             <w:r>
               <w:t>A black and white glass style was used with transparent panels and soft shadows.</w:t>
             </w:r>
@@ -1180,11 +1573,30 @@
         </w:tc>
       </w:tr>
       <w:tr>
-        <w:tc>
-          <w:tcPr>
-            <w:tcW w:type="dxa" w:w="4896"/>
-          </w:tcPr>
-          <w:p>
+        <w:tblPrEx>
+          <w:tblBorders>
+            <w:top w:val="single" w:color="auto" w:sz="4" w:space="0"/>
+            <w:left w:val="single" w:color="auto" w:sz="4" w:space="0"/>
+            <w:bottom w:val="single" w:color="auto" w:sz="4" w:space="0"/>
+            <w:right w:val="single" w:color="auto" w:sz="4" w:space="0"/>
+            <w:insideH w:val="single" w:color="auto" w:sz="4" w:space="0"/>
+            <w:insideV w:val="single" w:color="auto" w:sz="4" w:space="0"/>
+          </w:tblBorders>
+          <w:tblCellMar>
+            <w:top w:w="0" w:type="dxa"/>
+            <w:left w:w="108" w:type="dxa"/>
+            <w:bottom w:w="0" w:type="dxa"/>
+            <w:right w:w="108" w:type="dxa"/>
+          </w:tblCellMar>
+        </w:tblPrEx>
+        <w:tc>
+          <w:tcPr>
+            <w:tcW w:w="4896" w:type="dxa"/>
+          </w:tcPr>
+          <w:p>
+            <w:pPr>
+              <w:spacing w:after="0" w:line="240" w:lineRule="auto"/>
+            </w:pPr>
             <w:r>
               <w:t>Handling user input safely.</w:t>
             </w:r>
@@ -1192,9 +1604,12 @@
         </w:tc>
         <w:tc>
           <w:tcPr>
-            <w:tcW w:type="dxa" w:w="4896"/>
-          </w:tcPr>
-          <w:p>
+            <w:tcW w:w="4896" w:type="dxa"/>
+          </w:tcPr>
+          <w:p>
+            <w:pPr>
+              <w:spacing w:after="0" w:line="240" w:lineRule="auto"/>
+            </w:pPr>
             <w:r>
               <w:t>Frontend and backend validation were added for important fields.</w:t>
             </w:r>
@@ -1202,11 +1617,30 @@
         </w:tc>
       </w:tr>
       <w:tr>
-        <w:tc>
-          <w:tcPr>
-            <w:tcW w:type="dxa" w:w="4896"/>
-          </w:tcPr>
-          <w:p>
+        <w:tblPrEx>
+          <w:tblBorders>
+            <w:top w:val="single" w:color="auto" w:sz="4" w:space="0"/>
+            <w:left w:val="single" w:color="auto" w:sz="4" w:space="0"/>
+            <w:bottom w:val="single" w:color="auto" w:sz="4" w:space="0"/>
+            <w:right w:val="single" w:color="auto" w:sz="4" w:space="0"/>
+            <w:insideH w:val="single" w:color="auto" w:sz="4" w:space="0"/>
+            <w:insideV w:val="single" w:color="auto" w:sz="4" w:space="0"/>
+          </w:tblBorders>
+          <w:tblCellMar>
+            <w:top w:w="0" w:type="dxa"/>
+            <w:left w:w="108" w:type="dxa"/>
+            <w:bottom w:w="0" w:type="dxa"/>
+            <w:right w:w="108" w:type="dxa"/>
+          </w:tblCellMar>
+        </w:tblPrEx>
+        <w:tc>
+          <w:tcPr>
+            <w:tcW w:w="4896" w:type="dxa"/>
+          </w:tcPr>
+          <w:p>
+            <w:pPr>
+              <w:spacing w:after="0" w:line="240" w:lineRule="auto"/>
+            </w:pPr>
             <w:r>
               <w:t>Explaining resume matching clearly.</w:t>
             </w:r>
@@ -1214,9 +1648,12 @@
         </w:tc>
         <w:tc>
           <w:tcPr>
-            <w:tcW w:type="dxa" w:w="4896"/>
-          </w:tcPr>
-          <w:p>
+            <w:tcW w:w="4896" w:type="dxa"/>
+          </w:tcPr>
+          <w:p>
+            <w:pPr>
+              <w:spacing w:after="0" w:line="240" w:lineRule="auto"/>
+            </w:pPr>
             <w:r>
               <w:t>The report explains each step such as skill extraction, role matching, and scoring.</w:t>
             </w:r>
@@ -1224,11 +1661,30 @@
         </w:tc>
       </w:tr>
       <w:tr>
-        <w:tc>
-          <w:tcPr>
-            <w:tcW w:type="dxa" w:w="4896"/>
-          </w:tcPr>
-          <w:p>
+        <w:tblPrEx>
+          <w:tblBorders>
+            <w:top w:val="single" w:color="auto" w:sz="4" w:space="0"/>
+            <w:left w:val="single" w:color="auto" w:sz="4" w:space="0"/>
+            <w:bottom w:val="single" w:color="auto" w:sz="4" w:space="0"/>
+            <w:right w:val="single" w:color="auto" w:sz="4" w:space="0"/>
+            <w:insideH w:val="single" w:color="auto" w:sz="4" w:space="0"/>
+            <w:insideV w:val="single" w:color="auto" w:sz="4" w:space="0"/>
+          </w:tblBorders>
+          <w:tblCellMar>
+            <w:top w:w="0" w:type="dxa"/>
+            <w:left w:w="108" w:type="dxa"/>
+            <w:bottom w:w="0" w:type="dxa"/>
+            <w:right w:w="108" w:type="dxa"/>
+          </w:tblCellMar>
+        </w:tblPrEx>
+        <w:tc>
+          <w:tcPr>
+            <w:tcW w:w="4896" w:type="dxa"/>
+          </w:tcPr>
+          <w:p>
+            <w:pPr>
+              <w:spacing w:after="0" w:line="240" w:lineRule="auto"/>
+            </w:pPr>
             <w:r>
               <w:t>Avoiding external AI cost and privacy issues.</w:t>
             </w:r>
@@ -1236,9 +1692,12 @@
         </w:tc>
         <w:tc>
           <w:tcPr>
-            <w:tcW w:type="dxa" w:w="4896"/>
-          </w:tcPr>
-          <w:p>
+            <w:tcW w:w="4896" w:type="dxa"/>
+          </w:tcPr>
+          <w:p>
+            <w:pPr>
+              <w:spacing w:after="0" w:line="240" w:lineRule="auto"/>
+            </w:pPr>
             <w:r>
               <w:t>The model runs locally using the bundled dataset.</w:t>
             </w:r>
@@ -1248,7 +1707,7 @@
     </w:tbl>
     <w:p>
       <w:pPr>
-        <w:pStyle w:val="Heading1"/>
+        <w:pStyle w:val="2"/>
       </w:pPr>
       <w:r>
         <w:t>13. Testing and Results</w:t>
@@ -1296,7 +1755,7 @@
     </w:p>
     <w:p>
       <w:pPr>
-        <w:pStyle w:val="Heading1"/>
+        <w:pStyle w:val="2"/>
       </w:pPr>
       <w:r>
         <w:t>14. Output of the Project</w:t>
@@ -1352,7 +1811,7 @@
     </w:p>
     <w:p>
       <w:pPr>
-        <w:pStyle w:val="Heading1"/>
+        <w:pStyle w:val="2"/>
       </w:pPr>
       <w:r>
         <w:t>15. Conclusion</w:t>
@@ -1368,7 +1827,7 @@
     </w:p>
     <w:p>
       <w:pPr>
-        <w:pStyle w:val="Heading1"/>
+        <w:pStyle w:val="2"/>
       </w:pPr>
       <w:r>
         <w:t>16. Future Scope</w:t>
@@ -1418,528 +1877,350 @@
       <w:pgSz w:w="12240" w:h="15840"/>
       <w:pgMar w:top="1080" w:right="1224" w:bottom="1080" w:left="1224" w:header="720" w:footer="720" w:gutter="0"/>
       <w:pgBorders w:offsetFrom="page">
-        <w:top w:val="single" w:sz="4" w:space="24" w:color="auto"/>
-        <w:left w:val="single" w:sz="4" w:space="24" w:color="auto"/>
-        <w:bottom w:val="single" w:sz="4" w:space="24" w:color="auto"/>
-        <w:right w:val="single" w:sz="4" w:space="24" w:color="auto"/>
+        <w:top w:val="single" w:color="auto" w:sz="4" w:space="24"/>
+        <w:left w:val="single" w:color="auto" w:sz="4" w:space="24"/>
+        <w:bottom w:val="single" w:color="auto" w:sz="4" w:space="24"/>
+        <w:right w:val="single" w:color="auto" w:sz="4" w:space="24"/>
       </w:pgBorders>
-      <w:cols w:space="720"/>
-      <w:docGrid w:linePitch="360"/>
+      <w:cols w:space="720" w:num="1"/>
+      <w:docGrid w:linePitch="360" w:charSpace="0"/>
     </w:sectPr>
   </w:body>
 </w:document>
 </file>
 
-<file path=word/numbering.xml><?xml version="1.0" encoding="utf-8"?>
-<w:numbering xmlns:wpc="http://schemas.microsoft.com/office/word/2010/wordprocessingCanvas" xmlns:cx="http://schemas.microsoft.com/office/drawing/2014/chartex" xmlns:cx1="http://schemas.microsoft.com/office/drawing/2015/9/8/chartex" xmlns:cx2="http://schemas.microsoft.com/office/drawing/2015/10/21/chartex" xmlns:cx3="http://schemas.microsoft.com/office/drawing/2016/5/9/chartex" xmlns:cx4="http://schemas.microsoft.com/office/drawing/2016/5/10/chartex" xmlns:cx5="http://schemas.microsoft.com/office/drawing/2016/5/11/chartex" xmlns:cx6="http://schemas.microsoft.com/office/drawing/2016/5/12/chartex" xmlns:cx7="http://schemas.microsoft.com/office/drawing/2016/5/13/chartex" xmlns:cx8="http://schemas.microsoft.com/office/drawing/2016/5/14/chartex" xmlns:mc="http://schemas.openxmlformats.org/markup-compatibility/2006" xmlns:aink="http://schemas.microsoft.com/office/drawing/2016/ink" xmlns:am3d="http://schemas.microsoft.com/office/drawing/2017/model3d" xmlns:o="urn:schemas-microsoft-com:office:office" xmlns:oel="http://schemas.microsoft.com/office/2019/extlst" xmlns:r="http://schemas.openxmlformats.org/officeDocument/2006/relationships" xmlns:m="http://schemas.openxmlformats.org/officeDocument/2006/math" xmlns:v="urn:schemas-microsoft-com:vml" xmlns:wp14="http://schemas.microsoft.com/office/word/2010/wordprocessingDrawing" xmlns:wp="http://schemas.openxmlformats.org/drawingml/2006/wordprocessingDrawing" xmlns:w10="urn:schemas-microsoft-com:office:word" xmlns:w="http://schemas.openxmlformats.org/wordprocessingml/2006/main" xmlns:w14="http://schemas.microsoft.com/office/word/2010/wordml" xmlns:w15="http://schemas.microsoft.com/office/word/2012/wordml" xmlns:w16cex="http://schemas.microsoft.com/office/word/2018/wordml/cex" xmlns:w16cid="http://schemas.microsoft.com/office/word/2016/wordml/cid" xmlns:w16="http://schemas.microsoft.com/office/word/2018/wordml" xmlns:w16du="http://schemas.microsoft.com/office/word/2023/wordml/word16du" xmlns:w16sdtdh="http://schemas.microsoft.com/office/word/2020/wordml/sdtdatahash" xmlns:w16sdtfl="http://schemas.microsoft.com/office/word/2024/wordml/sdtformatlock" xmlns:w16se="http://schemas.microsoft.com/office/word/2015/wordml/symex" xmlns:wpg="http://schemas.microsoft.com/office/word/2010/wordprocessingGroup" xmlns:wpi="http://schemas.microsoft.com/office/word/2010/wordprocessingInk" xmlns:wne="http://schemas.microsoft.com/office/word/2006/wordml" xmlns:wps="http://schemas.microsoft.com/office/word/2010/wordprocessingShape" mc:Ignorable="w14 w15 w16se w16cid w16 w16cex w16sdtdh w16sdtfl w16du wp14">
-  <w:abstractNum w:abstractNumId="0" w15:restartNumberingAfterBreak="0">
-    <w:nsid w:val="291B2696"/>
-    <w:multiLevelType w:val="hybridMultilevel"/>
-    <w:tmpl w:val="95B013A6"/>
-    <w:lvl w:ilvl="0" w:tplc="4009000F">
-      <w:start w:val="1"/>
-      <w:numFmt w:val="decimal"/>
-      <w:lvlText w:val="%1."/>
-      <w:lvlJc w:val="left"/>
-      <w:pPr>
-        <w:ind w:left="720" w:hanging="360"/>
-      </w:pPr>
-      <w:rPr>
-        <w:rFonts w:hint="default"/>
-      </w:rPr>
-    </w:lvl>
-    <w:lvl w:ilvl="1" w:tplc="40090019" w:tentative="1">
-      <w:start w:val="1"/>
-      <w:numFmt w:val="lowerLetter"/>
-      <w:lvlText w:val="%2."/>
-      <w:lvlJc w:val="left"/>
-      <w:pPr>
-        <w:ind w:left="1440" w:hanging="360"/>
-      </w:pPr>
-    </w:lvl>
-    <w:lvl w:ilvl="2" w:tplc="4009001B" w:tentative="1">
-      <w:start w:val="1"/>
-      <w:numFmt w:val="lowerRoman"/>
-      <w:lvlText w:val="%3."/>
-      <w:lvlJc w:val="right"/>
-      <w:pPr>
-        <w:ind w:left="2160" w:hanging="180"/>
-      </w:pPr>
-    </w:lvl>
-    <w:lvl w:ilvl="3" w:tplc="4009000F" w:tentative="1">
-      <w:start w:val="1"/>
-      <w:numFmt w:val="decimal"/>
-      <w:lvlText w:val="%4."/>
-      <w:lvlJc w:val="left"/>
-      <w:pPr>
-        <w:ind w:left="2880" w:hanging="360"/>
-      </w:pPr>
-    </w:lvl>
-    <w:lvl w:ilvl="4" w:tplc="40090019" w:tentative="1">
-      <w:start w:val="1"/>
-      <w:numFmt w:val="lowerLetter"/>
-      <w:lvlText w:val="%5."/>
-      <w:lvlJc w:val="left"/>
-      <w:pPr>
-        <w:ind w:left="3600" w:hanging="360"/>
-      </w:pPr>
-    </w:lvl>
-    <w:lvl w:ilvl="5" w:tplc="4009001B" w:tentative="1">
-      <w:start w:val="1"/>
-      <w:numFmt w:val="lowerRoman"/>
-      <w:lvlText w:val="%6."/>
-      <w:lvlJc w:val="right"/>
-      <w:pPr>
-        <w:ind w:left="4320" w:hanging="180"/>
-      </w:pPr>
-    </w:lvl>
-    <w:lvl w:ilvl="6" w:tplc="4009000F" w:tentative="1">
-      <w:start w:val="1"/>
-      <w:numFmt w:val="decimal"/>
-      <w:lvlText w:val="%7."/>
-      <w:lvlJc w:val="left"/>
-      <w:pPr>
-        <w:ind w:left="5040" w:hanging="360"/>
-      </w:pPr>
-    </w:lvl>
-    <w:lvl w:ilvl="7" w:tplc="40090019" w:tentative="1">
-      <w:start w:val="1"/>
-      <w:numFmt w:val="lowerLetter"/>
-      <w:lvlText w:val="%8."/>
-      <w:lvlJc w:val="left"/>
-      <w:pPr>
-        <w:ind w:left="5760" w:hanging="360"/>
-      </w:pPr>
-    </w:lvl>
-    <w:lvl w:ilvl="8" w:tplc="4009001B" w:tentative="1">
-      <w:start w:val="1"/>
-      <w:numFmt w:val="lowerRoman"/>
-      <w:lvlText w:val="%9."/>
-      <w:lvlJc w:val="right"/>
-      <w:pPr>
-        <w:ind w:left="6480" w:hanging="180"/>
-      </w:pPr>
-    </w:lvl>
-  </w:abstractNum>
-  <w:num w:numId="1" w16cid:durableId="430394431">
-    <w:abstractNumId w:val="0"/>
-  </w:num>
-  <w:numIdMacAtCleanup w:val="1"/>
-</w:numbering>
+<file path=word/endnotes.xml><?xml version="1.0" encoding="utf-8"?>
+<w:endnotes xmlns:wpc="http://schemas.microsoft.com/office/word/2010/wordprocessingCanvas" xmlns:mc="http://schemas.openxmlformats.org/markup-compatibility/2006" xmlns:o="urn:schemas-microsoft-com:office:office" xmlns:r="http://schemas.openxmlformats.org/officeDocument/2006/relationships" xmlns:m="http://schemas.openxmlformats.org/officeDocument/2006/math" xmlns:v="urn:schemas-microsoft-com:vml" xmlns:wp14="http://schemas.microsoft.com/office/word/2010/wordprocessingDrawing" xmlns:wp="http://schemas.openxmlformats.org/drawingml/2006/wordprocessingDrawing" xmlns:w="http://schemas.openxmlformats.org/wordprocessingml/2006/main" xmlns:w14="http://schemas.microsoft.com/office/word/2010/wordml" xmlns:w15="http://schemas.microsoft.com/office/word/2012/wordml" xmlns:w10="urn:schemas-microsoft-com:office:word" xmlns:wpg="http://schemas.microsoft.com/office/word/2010/wordprocessingGroup" xmlns:wpi="http://schemas.microsoft.com/office/word/2010/wordprocessingInk" xmlns:wne="http://schemas.microsoft.com/office/word/2006/wordml" xmlns:wps="http://schemas.microsoft.com/office/word/2010/wordprocessingShape" xmlns:wpsCustomData="http://www.wps.cn/officeDocument/2013/wpsCustomData" mc:Ignorable="w14 w15 wp14">
+  <w:endnote w:type="separator" w:id="0">
+    <w:p>
+      <w:pPr>
+        <w:spacing w:line="240" w:lineRule="auto"/>
+      </w:pPr>
+      <w:r>
+        <w:separator/>
+      </w:r>
+    </w:p>
+  </w:endnote>
+  <w:endnote w:type="continuationSeparator" w:id="1">
+    <w:p>
+      <w:pPr>
+        <w:spacing w:line="240" w:lineRule="auto"/>
+      </w:pPr>
+      <w:r>
+        <w:continuationSeparator/>
+      </w:r>
+    </w:p>
+  </w:endnote>
+</w:endnotes>
+</file>
+
+<file path=word/footnotes.xml><?xml version="1.0" encoding="utf-8"?>
+<w:footnotes xmlns:wpc="http://schemas.microsoft.com/office/word/2010/wordprocessingCanvas" xmlns:mc="http://schemas.openxmlformats.org/markup-compatibility/2006" xmlns:o="urn:schemas-microsoft-com:office:office" xmlns:r="http://schemas.openxmlformats.org/officeDocument/2006/relationships" xmlns:m="http://schemas.openxmlformats.org/officeDocument/2006/math" xmlns:v="urn:schemas-microsoft-com:vml" xmlns:wp14="http://schemas.microsoft.com/office/word/2010/wordprocessingDrawing" xmlns:wp="http://schemas.openxmlformats.org/drawingml/2006/wordprocessingDrawing" xmlns:w="http://schemas.openxmlformats.org/wordprocessingml/2006/main" xmlns:w14="http://schemas.microsoft.com/office/word/2010/wordml" xmlns:w15="http://schemas.microsoft.com/office/word/2012/wordml" xmlns:w10="urn:schemas-microsoft-com:office:word" xmlns:wpg="http://schemas.microsoft.com/office/word/2010/wordprocessingGroup" xmlns:wpi="http://schemas.microsoft.com/office/word/2010/wordprocessingInk" xmlns:wne="http://schemas.microsoft.com/office/word/2006/wordml" xmlns:wps="http://schemas.microsoft.com/office/word/2010/wordprocessingShape" xmlns:wpsCustomData="http://www.wps.cn/officeDocument/2013/wpsCustomData" mc:Ignorable="w14 w15 wp14">
+  <w:footnote w:type="separator" w:id="0">
+    <w:p>
+      <w:pPr>
+        <w:spacing w:before="0" w:after="0" w:line="276" w:lineRule="auto"/>
+      </w:pPr>
+      <w:r>
+        <w:separator/>
+      </w:r>
+    </w:p>
+  </w:footnote>
+  <w:footnote w:type="continuationSeparator" w:id="1">
+    <w:p>
+      <w:pPr>
+        <w:spacing w:before="0" w:after="0" w:line="276" w:lineRule="auto"/>
+      </w:pPr>
+      <w:r>
+        <w:continuationSeparator/>
+      </w:r>
+    </w:p>
+  </w:footnote>
+</w:footnotes>
 </file>
 
 <file path=word/styles.xml><?xml version="1.0" encoding="utf-8"?>
-<w:styles xmlns:mc="http://schemas.openxmlformats.org/markup-compatibility/2006" xmlns:r="http://schemas.openxmlformats.org/officeDocument/2006/relationships" xmlns:w="http://schemas.openxmlformats.org/wordprocessingml/2006/main" xmlns:w14="http://schemas.microsoft.com/office/word/2010/wordml" xmlns:w15="http://schemas.microsoft.com/office/word/2012/wordml" xmlns:w16cex="http://schemas.microsoft.com/office/word/2018/wordml/cex" xmlns:w16cid="http://schemas.microsoft.com/office/word/2016/wordml/cid" xmlns:w16="http://schemas.microsoft.com/office/word/2018/wordml" xmlns:w16du="http://schemas.microsoft.com/office/word/2023/wordml/word16du" xmlns:w16sdtdh="http://schemas.microsoft.com/office/word/2020/wordml/sdtdatahash" xmlns:w16sdtfl="http://schemas.microsoft.com/office/word/2024/wordml/sdtformatlock" xmlns:w16se="http://schemas.microsoft.com/office/word/2015/wordml/symex" mc:Ignorable="w14 w15 w16se w16cid w16 w16cex w16sdtdh w16sdtfl w16du">
+<w:styles xmlns:mc="http://schemas.openxmlformats.org/markup-compatibility/2006" xmlns:o="urn:schemas-microsoft-com:office:office" xmlns:r="http://schemas.openxmlformats.org/officeDocument/2006/relationships" xmlns:m="http://schemas.openxmlformats.org/officeDocument/2006/math" xmlns:v="urn:schemas-microsoft-com:vml" xmlns:w="http://schemas.openxmlformats.org/wordprocessingml/2006/main" xmlns:w14="http://schemas.microsoft.com/office/word/2010/wordml" xmlns:w10="urn:schemas-microsoft-com:office:word" xmlns:sl="http://schemas.openxmlformats.org/schemaLibrary/2006/main" xmlns:wpsCustomData="http://www.wps.cn/officeDocument/2013/wpsCustomData" mc:Ignorable="w14">
   <w:docDefaults>
     <w:rPrDefault>
       <w:rPr>
-        <w:rFonts w:asciiTheme="minorHAnsi" w:eastAsiaTheme="minorEastAsia" w:hAnsiTheme="minorHAnsi" w:cstheme="minorBidi"/>
-        <w:sz w:val="22"/>
-        <w:szCs w:val="22"/>
-        <w:lang w:val="en-IN" w:eastAsia="en-IN" w:bidi="ar-SA"/>
+        <w:rFonts w:asciiTheme="minorHAnsi" w:hAnsiTheme="minorHAnsi" w:eastAsiaTheme="minorEastAsia" w:cstheme="minorBidi"/>
       </w:rPr>
     </w:rPrDefault>
-    <w:pPrDefault>
-      <w:pPr>
-        <w:spacing w:after="200" w:line="276" w:lineRule="auto"/>
-      </w:pPr>
-    </w:pPrDefault>
+    <w:pPrDefault/>
   </w:docDefaults>
-  <w:latentStyles w:defLockedState="0" w:defUIPriority="99" w:defSemiHidden="0" w:defUnhideWhenUsed="0" w:defQFormat="0" w:count="376">
-    <w:lsdException w:name="Normal" w:uiPriority="0" w:qFormat="1"/>
-    <w:lsdException w:name="heading 1" w:uiPriority="9" w:qFormat="1"/>
-    <w:lsdException w:name="heading 2" w:semiHidden="1" w:uiPriority="9" w:unhideWhenUsed="1" w:qFormat="1"/>
-    <w:lsdException w:name="heading 3" w:semiHidden="1" w:uiPriority="9" w:unhideWhenUsed="1" w:qFormat="1"/>
-    <w:lsdException w:name="heading 4" w:semiHidden="1" w:uiPriority="9" w:unhideWhenUsed="1" w:qFormat="1"/>
-    <w:lsdException w:name="heading 5" w:semiHidden="1" w:uiPriority="9" w:unhideWhenUsed="1" w:qFormat="1"/>
-    <w:lsdException w:name="heading 6" w:semiHidden="1" w:uiPriority="9" w:unhideWhenUsed="1" w:qFormat="1"/>
-    <w:lsdException w:name="heading 7" w:semiHidden="1" w:uiPriority="9" w:unhideWhenUsed="1" w:qFormat="1"/>
-    <w:lsdException w:name="heading 8" w:semiHidden="1" w:uiPriority="0" w:unhideWhenUsed="1" w:qFormat="1"/>
-    <w:lsdException w:name="heading 9" w:semiHidden="1" w:uiPriority="9" w:unhideWhenUsed="1" w:qFormat="1"/>
-    <w:lsdException w:name="index 1" w:semiHidden="1" w:unhideWhenUsed="1"/>
-    <w:lsdException w:name="index 2" w:semiHidden="1" w:unhideWhenUsed="1"/>
-    <w:lsdException w:name="index 3" w:semiHidden="1" w:unhideWhenUsed="1"/>
-    <w:lsdException w:name="index 4" w:semiHidden="1" w:unhideWhenUsed="1"/>
-    <w:lsdException w:name="index 5" w:semiHidden="1" w:unhideWhenUsed="1"/>
-    <w:lsdException w:name="index 6" w:semiHidden="1" w:unhideWhenUsed="1"/>
-    <w:lsdException w:name="index 7" w:semiHidden="1" w:unhideWhenUsed="1"/>
-    <w:lsdException w:name="index 8" w:semiHidden="1" w:unhideWhenUsed="1"/>
-    <w:lsdException w:name="index 9" w:semiHidden="1" w:unhideWhenUsed="1"/>
-    <w:lsdException w:name="toc 1" w:semiHidden="1" w:uiPriority="39" w:unhideWhenUsed="1"/>
-    <w:lsdException w:name="toc 2" w:semiHidden="1" w:uiPriority="39" w:unhideWhenUsed="1"/>
-    <w:lsdException w:name="toc 3" w:semiHidden="1" w:uiPriority="39" w:unhideWhenUsed="1"/>
-    <w:lsdException w:name="toc 4" w:semiHidden="1" w:uiPriority="39" w:unhideWhenUsed="1"/>
-    <w:lsdException w:name="toc 5" w:semiHidden="1" w:uiPriority="39" w:unhideWhenUsed="1"/>
-    <w:lsdException w:name="toc 6" w:semiHidden="1" w:uiPriority="39" w:unhideWhenUsed="1"/>
-    <w:lsdException w:name="toc 7" w:semiHidden="1" w:uiPriority="39" w:unhideWhenUsed="1"/>
-    <w:lsdException w:name="toc 8" w:semiHidden="1" w:uiPriority="39" w:unhideWhenUsed="1"/>
-    <w:lsdException w:name="toc 9" w:semiHidden="1" w:uiPriority="39" w:unhideWhenUsed="1"/>
-    <w:lsdException w:name="Normal Indent" w:semiHidden="1" w:unhideWhenUsed="1"/>
-    <w:lsdException w:name="footnote text" w:semiHidden="1" w:unhideWhenUsed="1"/>
-    <w:lsdException w:name="annotation text" w:semiHidden="1" w:unhideWhenUsed="1"/>
-    <w:lsdException w:name="header" w:semiHidden="1" w:unhideWhenUsed="1"/>
-    <w:lsdException w:name="footer" w:semiHidden="1" w:unhideWhenUsed="1"/>
-    <w:lsdException w:name="index heading" w:semiHidden="1" w:unhideWhenUsed="1"/>
-    <w:lsdException w:name="caption" w:semiHidden="1" w:uiPriority="35" w:unhideWhenUsed="1" w:qFormat="1"/>
-    <w:lsdException w:name="table of figures" w:semiHidden="1" w:unhideWhenUsed="1"/>
-    <w:lsdException w:name="envelope address" w:semiHidden="1" w:unhideWhenUsed="1"/>
-    <w:lsdException w:name="envelope return" w:semiHidden="1" w:unhideWhenUsed="1"/>
-    <w:lsdException w:name="footnote reference" w:semiHidden="1" w:unhideWhenUsed="1"/>
-    <w:lsdException w:name="annotation reference" w:semiHidden="1" w:unhideWhenUsed="1"/>
-    <w:lsdException w:name="line number" w:semiHidden="1" w:unhideWhenUsed="1"/>
-    <w:lsdException w:name="page number" w:semiHidden="1" w:unhideWhenUsed="1"/>
-    <w:lsdException w:name="endnote reference" w:semiHidden="1" w:unhideWhenUsed="1"/>
-    <w:lsdException w:name="endnote text" w:semiHidden="1" w:unhideWhenUsed="1"/>
-    <w:lsdException w:name="table of authorities" w:semiHidden="1" w:unhideWhenUsed="1"/>
-    <w:lsdException w:name="macro" w:semiHidden="1" w:unhideWhenUsed="1"/>
-    <w:lsdException w:name="toa heading" w:semiHidden="1" w:unhideWhenUsed="1"/>
-    <w:lsdException w:name="List" w:semiHidden="1" w:unhideWhenUsed="1"/>
-    <w:lsdException w:name="List Bullet" w:semiHidden="1" w:unhideWhenUsed="1"/>
-    <w:lsdException w:name="List Number" w:semiHidden="1" w:unhideWhenUsed="1"/>
-    <w:lsdException w:name="List 2" w:semiHidden="1" w:unhideWhenUsed="1"/>
-    <w:lsdException w:name="List 3" w:semiHidden="1" w:unhideWhenUsed="1"/>
-    <w:lsdException w:name="List 4" w:semiHidden="1" w:unhideWhenUsed="1"/>
-    <w:lsdException w:name="List 5" w:semiHidden="1" w:unhideWhenUsed="1"/>
-    <w:lsdException w:name="List Bullet 2" w:semiHidden="1" w:unhideWhenUsed="1"/>
-    <w:lsdException w:name="List Bullet 3" w:semiHidden="1" w:unhideWhenUsed="1"/>
-    <w:lsdException w:name="List Bullet 4" w:semiHidden="1" w:unhideWhenUsed="1"/>
-    <w:lsdException w:name="List Bullet 5" w:semiHidden="1" w:unhideWhenUsed="1"/>
-    <w:lsdException w:name="List Number 2" w:semiHidden="1" w:unhideWhenUsed="1"/>
-    <w:lsdException w:name="List Number 3" w:semiHidden="1" w:unhideWhenUsed="1"/>
-    <w:lsdException w:name="List Number 4" w:semiHidden="1" w:unhideWhenUsed="1"/>
-    <w:lsdException w:name="List Number 5" w:semiHidden="1" w:unhideWhenUsed="1"/>
-    <w:lsdException w:name="Title" w:uiPriority="10" w:qFormat="1"/>
-    <w:lsdException w:name="Closing" w:semiHidden="1" w:unhideWhenUsed="1"/>
-    <w:lsdException w:name="Signature" w:semiHidden="1" w:unhideWhenUsed="1"/>
-    <w:lsdException w:name="Default Paragraph Font" w:semiHidden="1" w:uiPriority="1" w:unhideWhenUsed="1"/>
-    <w:lsdException w:name="Body Text" w:semiHidden="1" w:uiPriority="0" w:unhideWhenUsed="1"/>
-    <w:lsdException w:name="Body Text Indent" w:semiHidden="1" w:unhideWhenUsed="1"/>
-    <w:lsdException w:name="List Continue" w:semiHidden="1" w:unhideWhenUsed="1"/>
-    <w:lsdException w:name="List Continue 2" w:semiHidden="1" w:unhideWhenUsed="1"/>
-    <w:lsdException w:name="List Continue 3" w:semiHidden="1" w:unhideWhenUsed="1"/>
-    <w:lsdException w:name="List Continue 4" w:semiHidden="1" w:unhideWhenUsed="1"/>
-    <w:lsdException w:name="List Continue 5" w:semiHidden="1" w:unhideWhenUsed="1"/>
-    <w:lsdException w:name="Message Header" w:semiHidden="1" w:unhideWhenUsed="1"/>
-    <w:lsdException w:name="Subtitle" w:uiPriority="11" w:qFormat="1"/>
-    <w:lsdException w:name="Salutation" w:semiHidden="1" w:unhideWhenUsed="1"/>
-    <w:lsdException w:name="Date" w:semiHidden="1" w:unhideWhenUsed="1"/>
-    <w:lsdException w:name="Body Text First Indent" w:semiHidden="1" w:unhideWhenUsed="1"/>
-    <w:lsdException w:name="Body Text First Indent 2" w:semiHidden="1" w:unhideWhenUsed="1"/>
-    <w:lsdException w:name="Note Heading" w:semiHidden="1" w:unhideWhenUsed="1"/>
-    <w:lsdException w:name="Body Text 2" w:semiHidden="1" w:unhideWhenUsed="1"/>
-    <w:lsdException w:name="Body Text 3" w:semiHidden="1" w:unhideWhenUsed="1"/>
-    <w:lsdException w:name="Body Text Indent 2" w:semiHidden="1" w:unhideWhenUsed="1"/>
-    <w:lsdException w:name="Body Text Indent 3" w:semiHidden="1" w:unhideWhenUsed="1"/>
-    <w:lsdException w:name="Block Text" w:semiHidden="1" w:unhideWhenUsed="1"/>
-    <w:lsdException w:name="Hyperlink" w:semiHidden="1" w:unhideWhenUsed="1"/>
-    <w:lsdException w:name="FollowedHyperlink" w:semiHidden="1" w:unhideWhenUsed="1"/>
-    <w:lsdException w:name="Strong" w:uiPriority="22" w:qFormat="1"/>
-    <w:lsdException w:name="Emphasis" w:uiPriority="20" w:qFormat="1"/>
-    <w:lsdException w:name="Document Map" w:semiHidden="1" w:unhideWhenUsed="1"/>
-    <w:lsdException w:name="Plain Text" w:semiHidden="1" w:unhideWhenUsed="1"/>
-    <w:lsdException w:name="E-mail Signature" w:semiHidden="1" w:unhideWhenUsed="1"/>
-    <w:lsdException w:name="HTML Top of Form" w:semiHidden="1" w:unhideWhenUsed="1"/>
-    <w:lsdException w:name="HTML Bottom of Form" w:semiHidden="1" w:unhideWhenUsed="1"/>
-    <w:lsdException w:name="Normal (Web)" w:semiHidden="1" w:unhideWhenUsed="1"/>
-    <w:lsdException w:name="HTML Acronym" w:semiHidden="1" w:unhideWhenUsed="1"/>
-    <w:lsdException w:name="HTML Address" w:semiHidden="1" w:unhideWhenUsed="1"/>
-    <w:lsdException w:name="HTML Cite" w:semiHidden="1" w:unhideWhenUsed="1"/>
-    <w:lsdException w:name="HTML Code" w:semiHidden="1" w:unhideWhenUsed="1"/>
-    <w:lsdException w:name="HTML Definition" w:semiHidden="1" w:unhideWhenUsed="1"/>
-    <w:lsdException w:name="HTML Keyboard" w:semiHidden="1" w:unhideWhenUsed="1"/>
-    <w:lsdException w:name="HTML Preformatted" w:semiHidden="1" w:unhideWhenUsed="1"/>
-    <w:lsdException w:name="HTML Sample" w:semiHidden="1" w:unhideWhenUsed="1"/>
-    <w:lsdException w:name="HTML Typewriter" w:semiHidden="1" w:unhideWhenUsed="1"/>
-    <w:lsdException w:name="HTML Variable" w:semiHidden="1" w:unhideWhenUsed="1"/>
-    <w:lsdException w:name="Normal Table" w:semiHidden="1" w:unhideWhenUsed="1"/>
-    <w:lsdException w:name="annotation subject" w:semiHidden="1" w:unhideWhenUsed="1"/>
-    <w:lsdException w:name="No List" w:semiHidden="1" w:unhideWhenUsed="1"/>
-    <w:lsdException w:name="Outline List 1" w:semiHidden="1" w:unhideWhenUsed="1"/>
-    <w:lsdException w:name="Outline List 2" w:semiHidden="1" w:unhideWhenUsed="1"/>
-    <w:lsdException w:name="Outline List 3" w:semiHidden="1" w:unhideWhenUsed="1"/>
-    <w:lsdException w:name="Table Simple 1" w:semiHidden="1" w:unhideWhenUsed="1"/>
-    <w:lsdException w:name="Table Simple 2" w:semiHidden="1" w:unhideWhenUsed="1"/>
-    <w:lsdException w:name="Table Simple 3" w:semiHidden="1" w:unhideWhenUsed="1"/>
-    <w:lsdException w:name="Table Classic 1" w:semiHidden="1" w:unhideWhenUsed="1"/>
-    <w:lsdException w:name="Table Classic 2" w:semiHidden="1" w:unhideWhenUsed="1"/>
-    <w:lsdException w:name="Table Classic 3" w:semiHidden="1" w:unhideWhenUsed="1"/>
-    <w:lsdException w:name="Table Classic 4" w:semiHidden="1" w:unhideWhenUsed="1"/>
-    <w:lsdException w:name="Table Colorful 1" w:semiHidden="1" w:unhideWhenUsed="1"/>
-    <w:lsdException w:name="Table Colorful 2" w:semiHidden="1" w:unhideWhenUsed="1"/>
-    <w:lsdException w:name="Table Colorful 3" w:semiHidden="1" w:unhideWhenUsed="1"/>
-    <w:lsdException w:name="Table Columns 1" w:semiHidden="1" w:unhideWhenUsed="1"/>
-    <w:lsdException w:name="Table Columns 2" w:semiHidden="1" w:unhideWhenUsed="1"/>
-    <w:lsdException w:name="Table Columns 3" w:semiHidden="1" w:unhideWhenUsed="1"/>
-    <w:lsdException w:name="Table Columns 4" w:semiHidden="1" w:unhideWhenUsed="1"/>
-    <w:lsdException w:name="Table Columns 5" w:semiHidden="1" w:unhideWhenUsed="1"/>
-    <w:lsdException w:name="Table Grid 1" w:semiHidden="1" w:unhideWhenUsed="1"/>
-    <w:lsdException w:name="Table Grid 2" w:semiHidden="1" w:unhideWhenUsed="1"/>
-    <w:lsdException w:name="Table Grid 3" w:semiHidden="1" w:unhideWhenUsed="1"/>
-    <w:lsdException w:name="Table Grid 4" w:semiHidden="1" w:unhideWhenUsed="1"/>
-    <w:lsdException w:name="Table Grid 5" w:semiHidden="1" w:unhideWhenUsed="1"/>
-    <w:lsdException w:name="Table Grid 6" w:semiHidden="1" w:unhideWhenUsed="1"/>
-    <w:lsdException w:name="Table Grid 7" w:semiHidden="1" w:unhideWhenUsed="1"/>
-    <w:lsdException w:name="Table Grid 8" w:semiHidden="1" w:unhideWhenUsed="1"/>
-    <w:lsdException w:name="Table List 1" w:semiHidden="1" w:unhideWhenUsed="1"/>
-    <w:lsdException w:name="Table List 2" w:semiHidden="1" w:unhideWhenUsed="1"/>
-    <w:lsdException w:name="Table List 3" w:semiHidden="1" w:unhideWhenUsed="1"/>
-    <w:lsdException w:name="Table List 4" w:semiHidden="1" w:unhideWhenUsed="1"/>
-    <w:lsdException w:name="Table List 5" w:semiHidden="1" w:unhideWhenUsed="1"/>
-    <w:lsdException w:name="Table List 6" w:semiHidden="1" w:unhideWhenUsed="1"/>
-    <w:lsdException w:name="Table List 7" w:semiHidden="1" w:unhideWhenUsed="1"/>
-    <w:lsdException w:name="Table List 8" w:semiHidden="1" w:unhideWhenUsed="1"/>
-    <w:lsdException w:name="Table 3D effects 1" w:semiHidden="1" w:unhideWhenUsed="1"/>
-    <w:lsdException w:name="Table 3D effects 2" w:semiHidden="1" w:unhideWhenUsed="1"/>
-    <w:lsdException w:name="Table 3D effects 3" w:semiHidden="1" w:unhideWhenUsed="1"/>
-    <w:lsdException w:name="Table Contemporary" w:semiHidden="1" w:unhideWhenUsed="1"/>
-    <w:lsdException w:name="Table Elegant" w:semiHidden="1" w:unhideWhenUsed="1"/>
-    <w:lsdException w:name="Table Professional" w:semiHidden="1" w:unhideWhenUsed="1"/>
-    <w:lsdException w:name="Table Subtle 1" w:semiHidden="1" w:unhideWhenUsed="1"/>
-    <w:lsdException w:name="Table Subtle 2" w:semiHidden="1" w:unhideWhenUsed="1"/>
-    <w:lsdException w:name="Table Web 1" w:semiHidden="1" w:unhideWhenUsed="1"/>
-    <w:lsdException w:name="Table Web 2" w:semiHidden="1" w:unhideWhenUsed="1"/>
-    <w:lsdException w:name="Table Web 3" w:semiHidden="1" w:unhideWhenUsed="1"/>
-    <w:lsdException w:name="Balloon Text" w:semiHidden="1" w:unhideWhenUsed="1"/>
-    <w:lsdException w:name="Table Grid" w:uiPriority="59"/>
-    <w:lsdException w:name="Table Theme" w:semiHidden="1" w:unhideWhenUsed="1"/>
-    <w:lsdException w:name="Placeholder Text" w:semiHidden="1"/>
-    <w:lsdException w:name="No Spacing" w:uiPriority="1" w:qFormat="1"/>
-    <w:lsdException w:name="Light Shading" w:uiPriority="60"/>
-    <w:lsdException w:name="Light List" w:uiPriority="61"/>
-    <w:lsdException w:name="Light Grid" w:uiPriority="62"/>
-    <w:lsdException w:name="Medium Shading 1" w:uiPriority="63"/>
-    <w:lsdException w:name="Medium Shading 2" w:uiPriority="64"/>
-    <w:lsdException w:name="Medium List 1" w:uiPriority="65"/>
-    <w:lsdException w:name="Medium List 2" w:uiPriority="66"/>
-    <w:lsdException w:name="Medium Grid 1" w:uiPriority="67"/>
-    <w:lsdException w:name="Medium Grid 2" w:uiPriority="68"/>
-    <w:lsdException w:name="Medium Grid 3" w:uiPriority="69"/>
-    <w:lsdException w:name="Dark List" w:uiPriority="70"/>
-    <w:lsdException w:name="Colorful Shading" w:uiPriority="71"/>
-    <w:lsdException w:name="Colorful List" w:uiPriority="72"/>
-    <w:lsdException w:name="Colorful Grid" w:uiPriority="73"/>
-    <w:lsdException w:name="Light Shading Accent 1" w:uiPriority="60"/>
-    <w:lsdException w:name="Light List Accent 1" w:uiPriority="61"/>
-    <w:lsdException w:name="Light Grid Accent 1" w:uiPriority="62"/>
-    <w:lsdException w:name="Medium Shading 1 Accent 1" w:uiPriority="63"/>
-    <w:lsdException w:name="Medium Shading 2 Accent 1" w:uiPriority="64"/>
-    <w:lsdException w:name="Medium List 1 Accent 1" w:uiPriority="65"/>
-    <w:lsdException w:name="Revision" w:semiHidden="1"/>
-    <w:lsdException w:name="List Paragraph" w:uiPriority="34" w:qFormat="1"/>
-    <w:lsdException w:name="Quote" w:uiPriority="29" w:qFormat="1"/>
-    <w:lsdException w:name="Intense Quote" w:uiPriority="30" w:qFormat="1"/>
-    <w:lsdException w:name="Medium List 2 Accent 1" w:uiPriority="66"/>
-    <w:lsdException w:name="Medium Grid 1 Accent 1" w:uiPriority="67"/>
-    <w:lsdException w:name="Medium Grid 2 Accent 1" w:uiPriority="68"/>
-    <w:lsdException w:name="Medium Grid 3 Accent 1" w:uiPriority="69"/>
-    <w:lsdException w:name="Dark List Accent 1" w:uiPriority="70"/>
-    <w:lsdException w:name="Colorful Shading Accent 1" w:uiPriority="71"/>
-    <w:lsdException w:name="Colorful List Accent 1" w:uiPriority="72"/>
-    <w:lsdException w:name="Colorful Grid Accent 1" w:uiPriority="73"/>
-    <w:lsdException w:name="Light Shading Accent 2" w:uiPriority="60"/>
-    <w:lsdException w:name="Light List Accent 2" w:uiPriority="61"/>
-    <w:lsdException w:name="Light Grid Accent 2" w:uiPriority="62"/>
-    <w:lsdException w:name="Medium Shading 1 Accent 2" w:uiPriority="63"/>
-    <w:lsdException w:name="Medium Shading 2 Accent 2" w:uiPriority="64"/>
-    <w:lsdException w:name="Medium List 1 Accent 2" w:uiPriority="65"/>
-    <w:lsdException w:name="Medium List 2 Accent 2" w:uiPriority="66"/>
-    <w:lsdException w:name="Medium Grid 1 Accent 2" w:uiPriority="67"/>
-    <w:lsdException w:name="Medium Grid 2 Accent 2" w:uiPriority="68"/>
-    <w:lsdException w:name="Medium Grid 3 Accent 2" w:uiPriority="69"/>
-    <w:lsdException w:name="Dark List Accent 2" w:uiPriority="70"/>
-    <w:lsdException w:name="Colorful Shading Accent 2" w:uiPriority="71"/>
-    <w:lsdException w:name="Colorful List Accent 2" w:uiPriority="72"/>
-    <w:lsdException w:name="Colorful Grid Accent 2" w:uiPriority="73"/>
-    <w:lsdException w:name="Light Shading Accent 3" w:uiPriority="60"/>
-    <w:lsdException w:name="Light List Accent 3" w:uiPriority="61"/>
-    <w:lsdException w:name="Light Grid Accent 3" w:uiPriority="62"/>
-    <w:lsdException w:name="Medium Shading 1 Accent 3" w:uiPriority="63"/>
-    <w:lsdException w:name="Medium Shading 2 Accent 3" w:uiPriority="64"/>
-    <w:lsdException w:name="Medium List 1 Accent 3" w:uiPriority="65"/>
-    <w:lsdException w:name="Medium List 2 Accent 3" w:uiPriority="66"/>
-    <w:lsdException w:name="Medium Grid 1 Accent 3" w:uiPriority="67"/>
-    <w:lsdException w:name="Medium Grid 2 Accent 3" w:uiPriority="68"/>
-    <w:lsdException w:name="Medium Grid 3 Accent 3" w:uiPriority="69"/>
-    <w:lsdException w:name="Dark List Accent 3" w:uiPriority="70"/>
-    <w:lsdException w:name="Colorful Shading Accent 3" w:uiPriority="71"/>
-    <w:lsdException w:name="Colorful List Accent 3" w:uiPriority="72"/>
-    <w:lsdException w:name="Colorful Grid Accent 3" w:uiPriority="73"/>
-    <w:lsdException w:name="Light Shading Accent 4" w:uiPriority="60"/>
-    <w:lsdException w:name="Light List Accent 4" w:uiPriority="61"/>
-    <w:lsdException w:name="Light Grid Accent 4" w:uiPriority="62"/>
-    <w:lsdException w:name="Medium Shading 1 Accent 4" w:uiPriority="63"/>
-    <w:lsdException w:name="Medium Shading 2 Accent 4" w:uiPriority="64"/>
-    <w:lsdException w:name="Medium List 1 Accent 4" w:uiPriority="65"/>
-    <w:lsdException w:name="Medium List 2 Accent 4" w:uiPriority="66"/>
-    <w:lsdException w:name="Medium Grid 1 Accent 4" w:uiPriority="67"/>
-    <w:lsdException w:name="Medium Grid 2 Accent 4" w:uiPriority="68"/>
-    <w:lsdException w:name="Medium Grid 3 Accent 4" w:uiPriority="69"/>
-    <w:lsdException w:name="Dark List Accent 4" w:uiPriority="70"/>
-    <w:lsdException w:name="Colorful Shading Accent 4" w:uiPriority="71"/>
-    <w:lsdException w:name="Colorful List Accent 4" w:uiPriority="72"/>
-    <w:lsdException w:name="Colorful Grid Accent 4" w:uiPriority="73"/>
-    <w:lsdException w:name="Light Shading Accent 5" w:uiPriority="60"/>
-    <w:lsdException w:name="Light List Accent 5" w:uiPriority="61"/>
-    <w:lsdException w:name="Light Grid Accent 5" w:uiPriority="62"/>
-    <w:lsdException w:name="Medium Shading 1 Accent 5" w:uiPriority="63"/>
-    <w:lsdException w:name="Medium Shading 2 Accent 5" w:uiPriority="64"/>
-    <w:lsdException w:name="Medium List 1 Accent 5" w:uiPriority="65"/>
-    <w:lsdException w:name="Medium List 2 Accent 5" w:uiPriority="66"/>
-    <w:lsdException w:name="Medium Grid 1 Accent 5" w:uiPriority="67"/>
-    <w:lsdException w:name="Medium Grid 2 Accent 5" w:uiPriority="68"/>
-    <w:lsdException w:name="Medium Grid 3 Accent 5" w:uiPriority="69"/>
-    <w:lsdException w:name="Dark List Accent 5" w:uiPriority="70"/>
-    <w:lsdException w:name="Colorful Shading Accent 5" w:uiPriority="71"/>
-    <w:lsdException w:name="Colorful List Accent 5" w:uiPriority="72"/>
-    <w:lsdException w:name="Colorful Grid Accent 5" w:uiPriority="73"/>
-    <w:lsdException w:name="Light Shading Accent 6" w:uiPriority="60"/>
-    <w:lsdException w:name="Light List Accent 6" w:uiPriority="61"/>
-    <w:lsdException w:name="Light Grid Accent 6" w:uiPriority="62"/>
-    <w:lsdException w:name="Medium Shading 1 Accent 6" w:uiPriority="63"/>
-    <w:lsdException w:name="Medium Shading 2 Accent 6" w:uiPriority="64"/>
-    <w:lsdException w:name="Medium List 1 Accent 6" w:uiPriority="65"/>
-    <w:lsdException w:name="Medium List 2 Accent 6" w:uiPriority="66"/>
-    <w:lsdException w:name="Medium Grid 1 Accent 6" w:uiPriority="67"/>
-    <w:lsdException w:name="Medium Grid 2 Accent 6" w:uiPriority="68"/>
-    <w:lsdException w:name="Medium Grid 3 Accent 6" w:uiPriority="69"/>
-    <w:lsdException w:name="Dark List Accent 6" w:uiPriority="70"/>
-    <w:lsdException w:name="Colorful Shading Accent 6" w:uiPriority="71"/>
-    <w:lsdException w:name="Colorful List Accent 6" w:uiPriority="72"/>
-    <w:lsdException w:name="Colorful Grid Accent 6" w:uiPriority="73"/>
-    <w:lsdException w:name="Subtle Emphasis" w:uiPriority="19" w:qFormat="1"/>
-    <w:lsdException w:name="Intense Emphasis" w:uiPriority="21" w:qFormat="1"/>
-    <w:lsdException w:name="Subtle Reference" w:uiPriority="31" w:qFormat="1"/>
-    <w:lsdException w:name="Intense Reference" w:uiPriority="32" w:qFormat="1"/>
-    <w:lsdException w:name="Book Title" w:uiPriority="33" w:qFormat="1"/>
-    <w:lsdException w:name="Bibliography" w:semiHidden="1" w:uiPriority="37" w:unhideWhenUsed="1"/>
-    <w:lsdException w:name="TOC Heading" w:semiHidden="1" w:uiPriority="39" w:unhideWhenUsed="1" w:qFormat="1"/>
-    <w:lsdException w:name="Plain Table 1" w:uiPriority="41"/>
-    <w:lsdException w:name="Plain Table 2" w:uiPriority="42"/>
-    <w:lsdException w:name="Plain Table 3" w:uiPriority="43"/>
-    <w:lsdException w:name="Plain Table 4" w:uiPriority="44"/>
-    <w:lsdException w:name="Plain Table 5" w:uiPriority="45"/>
-    <w:lsdException w:name="Grid Table Light" w:uiPriority="40"/>
-    <w:lsdException w:name="Grid Table 1 Light" w:uiPriority="46"/>
-    <w:lsdException w:name="Grid Table 2" w:uiPriority="47"/>
-    <w:lsdException w:name="Grid Table 3" w:uiPriority="48"/>
-    <w:lsdException w:name="Grid Table 4" w:uiPriority="49"/>
-    <w:lsdException w:name="Grid Table 5 Dark" w:uiPriority="50"/>
-    <w:lsdException w:name="Grid Table 6 Colorful" w:uiPriority="51"/>
-    <w:lsdException w:name="Grid Table 7 Colorful" w:uiPriority="52"/>
-    <w:lsdException w:name="Grid Table 1 Light Accent 1" w:uiPriority="46"/>
-    <w:lsdException w:name="Grid Table 2 Accent 1" w:uiPriority="47"/>
-    <w:lsdException w:name="Grid Table 3 Accent 1" w:uiPriority="48"/>
-    <w:lsdException w:name="Grid Table 4 Accent 1" w:uiPriority="49"/>
-    <w:lsdException w:name="Grid Table 5 Dark Accent 1" w:uiPriority="50"/>
-    <w:lsdException w:name="Grid Table 6 Colorful Accent 1" w:uiPriority="51"/>
-    <w:lsdException w:name="Grid Table 7 Colorful Accent 1" w:uiPriority="52"/>
-    <w:lsdException w:name="Grid Table 1 Light Accent 2" w:uiPriority="46"/>
-    <w:lsdException w:name="Grid Table 2 Accent 2" w:uiPriority="47"/>
-    <w:lsdException w:name="Grid Table 3 Accent 2" w:uiPriority="48"/>
-    <w:lsdException w:name="Grid Table 4 Accent 2" w:uiPriority="49"/>
-    <w:lsdException w:name="Grid Table 5 Dark Accent 2" w:uiPriority="50"/>
-    <w:lsdException w:name="Grid Table 6 Colorful Accent 2" w:uiPriority="51"/>
-    <w:lsdException w:name="Grid Table 7 Colorful Accent 2" w:uiPriority="52"/>
-    <w:lsdException w:name="Grid Table 1 Light Accent 3" w:uiPriority="46"/>
-    <w:lsdException w:name="Grid Table 2 Accent 3" w:uiPriority="47"/>
-    <w:lsdException w:name="Grid Table 3 Accent 3" w:uiPriority="48"/>
-    <w:lsdException w:name="Grid Table 4 Accent 3" w:uiPriority="49"/>
-    <w:lsdException w:name="Grid Table 5 Dark Accent 3" w:uiPriority="50"/>
-    <w:lsdException w:name="Grid Table 6 Colorful Accent 3" w:uiPriority="51"/>
-    <w:lsdException w:name="Grid Table 7 Colorful Accent 3" w:uiPriority="52"/>
-    <w:lsdException w:name="Grid Table 1 Light Accent 4" w:uiPriority="46"/>
-    <w:lsdException w:name="Grid Table 2 Accent 4" w:uiPriority="47"/>
-    <w:lsdException w:name="Grid Table 3 Accent 4" w:uiPriority="48"/>
-    <w:lsdException w:name="Grid Table 4 Accent 4" w:uiPriority="49"/>
-    <w:lsdException w:name="Grid Table 5 Dark Accent 4" w:uiPriority="50"/>
-    <w:lsdException w:name="Grid Table 6 Colorful Accent 4" w:uiPriority="51"/>
-    <w:lsdException w:name="Grid Table 7 Colorful Accent 4" w:uiPriority="52"/>
-    <w:lsdException w:name="Grid Table 1 Light Accent 5" w:uiPriority="46"/>
-    <w:lsdException w:name="Grid Table 2 Accent 5" w:uiPriority="47"/>
-    <w:lsdException w:name="Grid Table 3 Accent 5" w:uiPriority="48"/>
-    <w:lsdException w:name="Grid Table 4 Accent 5" w:uiPriority="49"/>
-    <w:lsdException w:name="Grid Table 5 Dark Accent 5" w:uiPriority="50"/>
-    <w:lsdException w:name="Grid Table 6 Colorful Accent 5" w:uiPriority="51"/>
-    <w:lsdException w:name="Grid Table 7 Colorful Accent 5" w:uiPriority="52"/>
-    <w:lsdException w:name="Grid Table 1 Light Accent 6" w:uiPriority="46"/>
-    <w:lsdException w:name="Grid Table 2 Accent 6" w:uiPriority="47"/>
-    <w:lsdException w:name="Grid Table 3 Accent 6" w:uiPriority="48"/>
-    <w:lsdException w:name="Grid Table 4 Accent 6" w:uiPriority="49"/>
-    <w:lsdException w:name="Grid Table 5 Dark Accent 6" w:uiPriority="50"/>
-    <w:lsdException w:name="Grid Table 6 Colorful Accent 6" w:uiPriority="51"/>
-    <w:lsdException w:name="Grid Table 7 Colorful Accent 6" w:uiPriority="52"/>
-    <w:lsdException w:name="List Table 1 Light" w:uiPriority="46"/>
-    <w:lsdException w:name="List Table 2" w:uiPriority="47"/>
-    <w:lsdException w:name="List Table 3" w:uiPriority="48"/>
-    <w:lsdException w:name="List Table 4" w:uiPriority="49"/>
-    <w:lsdException w:name="List Table 5 Dark" w:uiPriority="50"/>
-    <w:lsdException w:name="List Table 6 Colorful" w:uiPriority="51"/>
-    <w:lsdException w:name="List Table 7 Colorful" w:uiPriority="52"/>
-    <w:lsdException w:name="List Table 1 Light Accent 1" w:uiPriority="46"/>
-    <w:lsdException w:name="List Table 2 Accent 1" w:uiPriority="47"/>
-    <w:lsdException w:name="List Table 3 Accent 1" w:uiPriority="48"/>
-    <w:lsdException w:name="List Table 4 Accent 1" w:uiPriority="49"/>
-    <w:lsdException w:name="List Table 5 Dark Accent 1" w:uiPriority="50"/>
-    <w:lsdException w:name="List Table 6 Colorful Accent 1" w:uiPriority="51"/>
-    <w:lsdException w:name="List Table 7 Colorful Accent 1" w:uiPriority="52"/>
-    <w:lsdException w:name="List Table 1 Light Accent 2" w:uiPriority="46"/>
-    <w:lsdException w:name="List Table 2 Accent 2" w:uiPriority="47"/>
-    <w:lsdException w:name="List Table 3 Accent 2" w:uiPriority="48"/>
-    <w:lsdException w:name="List Table 4 Accent 2" w:uiPriority="49"/>
-    <w:lsdException w:name="List Table 5 Dark Accent 2" w:uiPriority="50"/>
-    <w:lsdException w:name="List Table 6 Colorful Accent 2" w:uiPriority="51"/>
-    <w:lsdException w:name="List Table 7 Colorful Accent 2" w:uiPriority="52"/>
-    <w:lsdException w:name="List Table 1 Light Accent 3" w:uiPriority="46"/>
-    <w:lsdException w:name="List Table 2 Accent 3" w:uiPriority="47"/>
-    <w:lsdException w:name="List Table 3 Accent 3" w:uiPriority="48"/>
-    <w:lsdException w:name="List Table 4 Accent 3" w:uiPriority="49"/>
-    <w:lsdException w:name="List Table 5 Dark Accent 3" w:uiPriority="50"/>
-    <w:lsdException w:name="List Table 6 Colorful Accent 3" w:uiPriority="51"/>
-    <w:lsdException w:name="List Table 7 Colorful Accent 3" w:uiPriority="52"/>
-    <w:lsdException w:name="List Table 1 Light Accent 4" w:uiPriority="46"/>
-    <w:lsdException w:name="List Table 2 Accent 4" w:uiPriority="47"/>
-    <w:lsdException w:name="List Table 3 Accent 4" w:uiPriority="48"/>
-    <w:lsdException w:name="List Table 4 Accent 4" w:uiPriority="49"/>
-    <w:lsdException w:name="List Table 5 Dark Accent 4" w:uiPriority="50"/>
-    <w:lsdException w:name="List Table 6 Colorful Accent 4" w:uiPriority="51"/>
-    <w:lsdException w:name="List Table 7 Colorful Accent 4" w:uiPriority="52"/>
-    <w:lsdException w:name="List Table 1 Light Accent 5" w:uiPriority="46"/>
-    <w:lsdException w:name="List Table 2 Accent 5" w:uiPriority="47"/>
-    <w:lsdException w:name="List Table 3 Accent 5" w:uiPriority="48"/>
-    <w:lsdException w:name="List Table 4 Accent 5" w:uiPriority="49"/>
-    <w:lsdException w:name="List Table 5 Dark Accent 5" w:uiPriority="50"/>
-    <w:lsdException w:name="List Table 6 Colorful Accent 5" w:uiPriority="51"/>
-    <w:lsdException w:name="List Table 7 Colorful Accent 5" w:uiPriority="52"/>
-    <w:lsdException w:name="List Table 1 Light Accent 6" w:uiPriority="46"/>
-    <w:lsdException w:name="List Table 2 Accent 6" w:uiPriority="47"/>
-    <w:lsdException w:name="List Table 3 Accent 6" w:uiPriority="48"/>
-    <w:lsdException w:name="List Table 4 Accent 6" w:uiPriority="49"/>
-    <w:lsdException w:name="List Table 5 Dark Accent 6" w:uiPriority="50"/>
-    <w:lsdException w:name="List Table 6 Colorful Accent 6" w:uiPriority="51"/>
-    <w:lsdException w:name="List Table 7 Colorful Accent 6" w:uiPriority="52"/>
-    <w:lsdException w:name="Mention" w:semiHidden="1" w:unhideWhenUsed="1"/>
-    <w:lsdException w:name="Smart Hyperlink" w:semiHidden="1" w:unhideWhenUsed="1"/>
-    <w:lsdException w:name="Hashtag" w:semiHidden="1" w:unhideWhenUsed="1"/>
-    <w:lsdException w:name="Unresolved Mention" w:semiHidden="1" w:unhideWhenUsed="1"/>
-    <w:lsdException w:name="Smart Link" w:semiHidden="1" w:unhideWhenUsed="1"/>
+  <w:latentStyles w:count="260" w:defQFormat="0" w:defUnhideWhenUsed="1" w:defSemiHidden="1" w:defUIPriority="99" w:defLockedState="0">
+    <w:lsdException w:qFormat="1" w:unhideWhenUsed="0" w:uiPriority="0" w:semiHidden="0" w:name="Normal"/>
+    <w:lsdException w:qFormat="1" w:unhideWhenUsed="0" w:uiPriority="9" w:semiHidden="0" w:name="heading 1"/>
+    <w:lsdException w:qFormat="1" w:uiPriority="9" w:name="heading 2"/>
+    <w:lsdException w:qFormat="1" w:uiPriority="9" w:name="heading 3"/>
+    <w:lsdException w:qFormat="1" w:uiPriority="9" w:name="heading 4"/>
+    <w:lsdException w:qFormat="1" w:uiPriority="9" w:name="heading 5"/>
+    <w:lsdException w:qFormat="1" w:uiPriority="9" w:name="heading 6"/>
+    <w:lsdException w:qFormat="1" w:uiPriority="9" w:name="heading 7"/>
+    <w:lsdException w:qFormat="1" w:unhideWhenUsed="0" w:uiPriority="0" w:semiHidden="0" w:name="heading 8"/>
+    <w:lsdException w:qFormat="1" w:uiPriority="9" w:name="heading 9"/>
+    <w:lsdException w:uiPriority="99" w:name="index 1"/>
+    <w:lsdException w:uiPriority="99" w:name="index 2"/>
+    <w:lsdException w:uiPriority="99" w:name="index 3"/>
+    <w:lsdException w:uiPriority="99" w:name="index 4"/>
+    <w:lsdException w:uiPriority="99" w:name="index 5"/>
+    <w:lsdException w:uiPriority="99" w:name="index 6"/>
+    <w:lsdException w:uiPriority="99" w:name="index 7"/>
+    <w:lsdException w:uiPriority="99" w:name="index 8"/>
+    <w:lsdException w:uiPriority="99" w:name="index 9"/>
+    <w:lsdException w:uiPriority="39" w:name="toc 1"/>
+    <w:lsdException w:uiPriority="39" w:name="toc 2"/>
+    <w:lsdException w:uiPriority="39" w:name="toc 3"/>
+    <w:lsdException w:uiPriority="39" w:name="toc 4"/>
+    <w:lsdException w:uiPriority="39" w:name="toc 5"/>
+    <w:lsdException w:uiPriority="39" w:name="toc 6"/>
+    <w:lsdException w:uiPriority="39" w:name="toc 7"/>
+    <w:lsdException w:uiPriority="39" w:name="toc 8"/>
+    <w:lsdException w:uiPriority="39" w:name="toc 9"/>
+    <w:lsdException w:uiPriority="99" w:name="Normal Indent"/>
+    <w:lsdException w:uiPriority="99" w:name="footnote text"/>
+    <w:lsdException w:uiPriority="99" w:name="annotation text"/>
+    <w:lsdException w:uiPriority="99" w:name="header"/>
+    <w:lsdException w:uiPriority="99" w:name="footer"/>
+    <w:lsdException w:uiPriority="99" w:name="index heading"/>
+    <w:lsdException w:qFormat="1" w:uiPriority="35" w:name="caption"/>
+    <w:lsdException w:uiPriority="99" w:name="table of figures"/>
+    <w:lsdException w:uiPriority="99" w:name="envelope address"/>
+    <w:lsdException w:uiPriority="99" w:name="envelope return"/>
+    <w:lsdException w:uiPriority="99" w:name="footnote reference"/>
+    <w:lsdException w:uiPriority="99" w:name="annotation reference"/>
+    <w:lsdException w:uiPriority="99" w:name="line number"/>
+    <w:lsdException w:uiPriority="99" w:name="page number"/>
+    <w:lsdException w:uiPriority="99" w:name="endnote reference"/>
+    <w:lsdException w:uiPriority="99" w:name="endnote text"/>
+    <w:lsdException w:uiPriority="99" w:name="table of authorities"/>
+    <w:lsdException w:uiPriority="99" w:name="macro"/>
+    <w:lsdException w:uiPriority="99" w:name="toa heading"/>
+    <w:lsdException w:uiPriority="99" w:name="List"/>
+    <w:lsdException w:uiPriority="99" w:name="List Bullet"/>
+    <w:lsdException w:uiPriority="99" w:name="List Number"/>
+    <w:lsdException w:uiPriority="99" w:name="List 2"/>
+    <w:lsdException w:uiPriority="99" w:name="List 3"/>
+    <w:lsdException w:uiPriority="99" w:name="List 4"/>
+    <w:lsdException w:uiPriority="99" w:name="List 5"/>
+    <w:lsdException w:uiPriority="99" w:name="List Bullet 2"/>
+    <w:lsdException w:uiPriority="99" w:name="List Bullet 3"/>
+    <w:lsdException w:uiPriority="99" w:name="List Bullet 4"/>
+    <w:lsdException w:uiPriority="99" w:name="List Bullet 5"/>
+    <w:lsdException w:uiPriority="99" w:name="List Number 2"/>
+    <w:lsdException w:uiPriority="99" w:name="List Number 3"/>
+    <w:lsdException w:uiPriority="99" w:name="List Number 4"/>
+    <w:lsdException w:uiPriority="99" w:name="List Number 5"/>
+    <w:lsdException w:qFormat="1" w:unhideWhenUsed="0" w:uiPriority="10" w:semiHidden="0" w:name="Title"/>
+    <w:lsdException w:uiPriority="99" w:name="Closing"/>
+    <w:lsdException w:uiPriority="99" w:name="Signature"/>
+    <w:lsdException w:qFormat="1" w:uiPriority="1" w:name="Default Paragraph Font"/>
+    <w:lsdException w:uiPriority="0" w:semiHidden="0" w:name="Body Text"/>
+    <w:lsdException w:uiPriority="99" w:name="Body Text Indent"/>
+    <w:lsdException w:uiPriority="99" w:name="List Continue"/>
+    <w:lsdException w:uiPriority="99" w:name="List Continue 2"/>
+    <w:lsdException w:uiPriority="99" w:name="List Continue 3"/>
+    <w:lsdException w:uiPriority="99" w:name="List Continue 4"/>
+    <w:lsdException w:uiPriority="99" w:name="List Continue 5"/>
+    <w:lsdException w:uiPriority="99" w:name="Message Header"/>
+    <w:lsdException w:qFormat="1" w:unhideWhenUsed="0" w:uiPriority="11" w:semiHidden="0" w:name="Subtitle"/>
+    <w:lsdException w:uiPriority="99" w:name="Salutation"/>
+    <w:lsdException w:uiPriority="99" w:name="Date"/>
+    <w:lsdException w:uiPriority="99" w:name="Body Text First Indent"/>
+    <w:lsdException w:uiPriority="99" w:name="Body Text First Indent 2"/>
+    <w:lsdException w:uiPriority="99" w:name="Note Heading"/>
+    <w:lsdException w:uiPriority="99" w:name="Body Text 2"/>
+    <w:lsdException w:uiPriority="99" w:name="Body Text 3"/>
+    <w:lsdException w:uiPriority="99" w:name="Body Text Indent 2"/>
+    <w:lsdException w:uiPriority="99" w:name="Body Text Indent 3"/>
+    <w:lsdException w:uiPriority="99" w:name="Block Text"/>
+    <w:lsdException w:qFormat="1" w:uiPriority="99" w:name="Hyperlink"/>
+    <w:lsdException w:qFormat="1" w:uiPriority="99" w:name="FollowedHyperlink"/>
+    <w:lsdException w:qFormat="1" w:unhideWhenUsed="0" w:uiPriority="22" w:semiHidden="0" w:name="Strong"/>
+    <w:lsdException w:qFormat="1" w:unhideWhenUsed="0" w:uiPriority="20" w:semiHidden="0" w:name="Emphasis"/>
+    <w:lsdException w:uiPriority="99" w:name="Document Map"/>
+    <w:lsdException w:uiPriority="99" w:name="Plain Text"/>
+    <w:lsdException w:uiPriority="99" w:name="E-mail Signature"/>
+    <w:lsdException w:qFormat="1" w:uiPriority="99" w:semiHidden="0" w:name="Normal (Web)"/>
+    <w:lsdException w:uiPriority="99" w:name="HTML Acronym"/>
+    <w:lsdException w:uiPriority="99" w:name="HTML Address"/>
+    <w:lsdException w:uiPriority="99" w:name="HTML Cite"/>
+    <w:lsdException w:uiPriority="99" w:name="HTML Code"/>
+    <w:lsdException w:uiPriority="99" w:name="HTML Definition"/>
+    <w:lsdException w:uiPriority="99" w:name="HTML Keyboard"/>
+    <w:lsdException w:uiPriority="99" w:name="HTML Preformatted"/>
+    <w:lsdException w:uiPriority="99" w:name="HTML Sample"/>
+    <w:lsdException w:uiPriority="99" w:name="HTML Typewriter"/>
+    <w:lsdException w:uiPriority="99" w:name="HTML Variable"/>
+    <w:lsdException w:qFormat="1" w:uiPriority="99" w:name="Normal Table"/>
+    <w:lsdException w:uiPriority="99" w:name="annotation subject"/>
+    <w:lsdException w:uiPriority="99" w:name="Table Simple 1"/>
+    <w:lsdException w:uiPriority="99" w:name="Table Simple 2"/>
+    <w:lsdException w:uiPriority="99" w:name="Table Simple 3"/>
+    <w:lsdException w:uiPriority="99" w:name="Table Classic 1"/>
+    <w:lsdException w:uiPriority="99" w:name="Table Classic 2"/>
+    <w:lsdException w:uiPriority="99" w:name="Table Classic 3"/>
+    <w:lsdException w:uiPriority="99" w:name="Table Classic 4"/>
+    <w:lsdException w:uiPriority="99" w:name="Table Colorful 1"/>
+    <w:lsdException w:uiPriority="99" w:name="Table Colorful 2"/>
+    <w:lsdException w:uiPriority="99" w:name="Table Colorful 3"/>
+    <w:lsdException w:uiPriority="99" w:name="Table Columns 1"/>
+    <w:lsdException w:uiPriority="99" w:name="Table Columns 2"/>
+    <w:lsdException w:uiPriority="99" w:name="Table Columns 3"/>
+    <w:lsdException w:uiPriority="99" w:name="Table Columns 4"/>
+    <w:lsdException w:uiPriority="99" w:name="Table Columns 5"/>
+    <w:lsdException w:uiPriority="99" w:name="Table Grid 1"/>
+    <w:lsdException w:uiPriority="99" w:name="Table Grid 2"/>
+    <w:lsdException w:uiPriority="99" w:name="Table Grid 3"/>
+    <w:lsdException w:uiPriority="99" w:name="Table Grid 4"/>
+    <w:lsdException w:uiPriority="99" w:name="Table Grid 5"/>
+    <w:lsdException w:uiPriority="99" w:name="Table Grid 6"/>
+    <w:lsdException w:uiPriority="99" w:name="Table Grid 7"/>
+    <w:lsdException w:uiPriority="99" w:name="Table Grid 8"/>
+    <w:lsdException w:uiPriority="99" w:name="Table List 1"/>
+    <w:lsdException w:uiPriority="99" w:name="Table List 2"/>
+    <w:lsdException w:uiPriority="99" w:name="Table List 3"/>
+    <w:lsdException w:uiPriority="99" w:name="Table List 4"/>
+    <w:lsdException w:uiPriority="99" w:name="Table List 5"/>
+    <w:lsdException w:uiPriority="99" w:name="Table List 6"/>
+    <w:lsdException w:uiPriority="99" w:name="Table List 7"/>
+    <w:lsdException w:uiPriority="99" w:name="Table List 8"/>
+    <w:lsdException w:uiPriority="99" w:name="Table 3D effects 1"/>
+    <w:lsdException w:uiPriority="99" w:name="Table 3D effects 2"/>
+    <w:lsdException w:uiPriority="99" w:name="Table 3D effects 3"/>
+    <w:lsdException w:uiPriority="99" w:name="Table Contemporary"/>
+    <w:lsdException w:uiPriority="99" w:name="Table Elegant"/>
+    <w:lsdException w:uiPriority="99" w:name="Table Professional"/>
+    <w:lsdException w:uiPriority="99" w:name="Table Subtle 1"/>
+    <w:lsdException w:uiPriority="99" w:name="Table Subtle 2"/>
+    <w:lsdException w:uiPriority="99" w:name="Table Web 1"/>
+    <w:lsdException w:uiPriority="99" w:name="Table Web 2"/>
+    <w:lsdException w:uiPriority="99" w:name="Table Web 3"/>
+    <w:lsdException w:qFormat="1" w:uiPriority="99" w:name="Balloon Text"/>
+    <w:lsdException w:qFormat="1" w:unhideWhenUsed="0" w:uiPriority="59" w:semiHidden="0" w:name="Table Grid"/>
+    <w:lsdException w:uiPriority="99" w:name="Table Theme"/>
+    <w:lsdException w:unhideWhenUsed="0" w:uiPriority="60" w:semiHidden="0" w:name="Light Shading"/>
+    <w:lsdException w:unhideWhenUsed="0" w:uiPriority="61" w:semiHidden="0" w:name="Light List"/>
+    <w:lsdException w:unhideWhenUsed="0" w:uiPriority="62" w:semiHidden="0" w:name="Light Grid"/>
+    <w:lsdException w:unhideWhenUsed="0" w:uiPriority="63" w:semiHidden="0" w:name="Medium Shading 1"/>
+    <w:lsdException w:unhideWhenUsed="0" w:uiPriority="64" w:semiHidden="0" w:name="Medium Shading 2"/>
+    <w:lsdException w:unhideWhenUsed="0" w:uiPriority="65" w:semiHidden="0" w:name="Medium List 1"/>
+    <w:lsdException w:unhideWhenUsed="0" w:uiPriority="66" w:semiHidden="0" w:name="Medium List 2"/>
+    <w:lsdException w:unhideWhenUsed="0" w:uiPriority="67" w:semiHidden="0" w:name="Medium Grid 1"/>
+    <w:lsdException w:unhideWhenUsed="0" w:uiPriority="68" w:semiHidden="0" w:name="Medium Grid 2"/>
+    <w:lsdException w:unhideWhenUsed="0" w:uiPriority="69" w:semiHidden="0" w:name="Medium Grid 3"/>
+    <w:lsdException w:unhideWhenUsed="0" w:uiPriority="70" w:semiHidden="0" w:name="Dark List"/>
+    <w:lsdException w:unhideWhenUsed="0" w:uiPriority="71" w:semiHidden="0" w:name="Colorful Shading"/>
+    <w:lsdException w:unhideWhenUsed="0" w:uiPriority="72" w:semiHidden="0" w:name="Colorful List"/>
+    <w:lsdException w:unhideWhenUsed="0" w:uiPriority="73" w:semiHidden="0" w:name="Colorful Grid"/>
+    <w:lsdException w:unhideWhenUsed="0" w:uiPriority="60" w:semiHidden="0" w:name="Light Shading Accent 1"/>
+    <w:lsdException w:unhideWhenUsed="0" w:uiPriority="61" w:semiHidden="0" w:name="Light List Accent 1"/>
+    <w:lsdException w:unhideWhenUsed="0" w:uiPriority="62" w:semiHidden="0" w:name="Light Grid Accent 1"/>
+    <w:lsdException w:unhideWhenUsed="0" w:uiPriority="63" w:semiHidden="0" w:name="Medium Shading 1 Accent 1"/>
+    <w:lsdException w:unhideWhenUsed="0" w:uiPriority="64" w:semiHidden="0" w:name="Medium Shading 2 Accent 1"/>
+    <w:lsdException w:unhideWhenUsed="0" w:uiPriority="65" w:semiHidden="0" w:name="Medium List 1 Accent 1"/>
+    <w:lsdException w:qFormat="1" w:unhideWhenUsed="0" w:uiPriority="34" w:semiHidden="0" w:name="List Paragraph"/>
+    <w:lsdException w:unhideWhenUsed="0" w:uiPriority="66" w:semiHidden="0" w:name="Medium List 2 Accent 1"/>
+    <w:lsdException w:unhideWhenUsed="0" w:uiPriority="67" w:semiHidden="0" w:name="Medium Grid 1 Accent 1"/>
+    <w:lsdException w:unhideWhenUsed="0" w:uiPriority="68" w:semiHidden="0" w:name="Medium Grid 2 Accent 1"/>
+    <w:lsdException w:unhideWhenUsed="0" w:uiPriority="69" w:semiHidden="0" w:name="Medium Grid 3 Accent 1"/>
+    <w:lsdException w:unhideWhenUsed="0" w:uiPriority="70" w:semiHidden="0" w:name="Dark List Accent 1"/>
+    <w:lsdException w:unhideWhenUsed="0" w:uiPriority="71" w:semiHidden="0" w:name="Colorful Shading Accent 1"/>
+    <w:lsdException w:unhideWhenUsed="0" w:uiPriority="72" w:semiHidden="0" w:name="Colorful List Accent 1"/>
+    <w:lsdException w:unhideWhenUsed="0" w:uiPriority="73" w:semiHidden="0" w:name="Colorful Grid Accent 1"/>
+    <w:lsdException w:unhideWhenUsed="0" w:uiPriority="60" w:semiHidden="0" w:name="Light Shading Accent 2"/>
+    <w:lsdException w:unhideWhenUsed="0" w:uiPriority="61" w:semiHidden="0" w:name="Light List Accent 2"/>
+    <w:lsdException w:unhideWhenUsed="0" w:uiPriority="62" w:semiHidden="0" w:name="Light Grid Accent 2"/>
+    <w:lsdException w:unhideWhenUsed="0" w:uiPriority="63" w:semiHidden="0" w:name="Medium Shading 1 Accent 2"/>
+    <w:lsdException w:unhideWhenUsed="0" w:uiPriority="64" w:semiHidden="0" w:name="Medium Shading 2 Accent 2"/>
+    <w:lsdException w:unhideWhenUsed="0" w:uiPriority="65" w:semiHidden="0" w:name="Medium List 1 Accent 2"/>
+    <w:lsdException w:unhideWhenUsed="0" w:uiPriority="66" w:semiHidden="0" w:name="Medium List 2 Accent 2"/>
+    <w:lsdException w:unhideWhenUsed="0" w:uiPriority="67" w:semiHidden="0" w:name="Medium Grid 1 Accent 2"/>
+    <w:lsdException w:unhideWhenUsed="0" w:uiPriority="68" w:semiHidden="0" w:name="Medium Grid 2 Accent 2"/>
+    <w:lsdException w:unhideWhenUsed="0" w:uiPriority="69" w:semiHidden="0" w:name="Medium Grid 3 Accent 2"/>
+    <w:lsdException w:unhideWhenUsed="0" w:uiPriority="70" w:semiHidden="0" w:name="Dark List Accent 2"/>
+    <w:lsdException w:unhideWhenUsed="0" w:uiPriority="71" w:semiHidden="0" w:name="Colorful Shading Accent 2"/>
+    <w:lsdException w:unhideWhenUsed="0" w:uiPriority="72" w:semiHidden="0" w:name="Colorful List Accent 2"/>
+    <w:lsdException w:unhideWhenUsed="0" w:uiPriority="73" w:semiHidden="0" w:name="Colorful Grid Accent 2"/>
+    <w:lsdException w:unhideWhenUsed="0" w:uiPriority="60" w:semiHidden="0" w:name="Light Shading Accent 3"/>
+    <w:lsdException w:unhideWhenUsed="0" w:uiPriority="61" w:semiHidden="0" w:name="Light List Accent 3"/>
+    <w:lsdException w:unhideWhenUsed="0" w:uiPriority="62" w:semiHidden="0" w:name="Light Grid Accent 3"/>
+    <w:lsdException w:unhideWhenUsed="0" w:uiPriority="63" w:semiHidden="0" w:name="Medium Shading 1 Accent 3"/>
+    <w:lsdException w:unhideWhenUsed="0" w:uiPriority="64" w:semiHidden="0" w:name="Medium Shading 2 Accent 3"/>
+    <w:lsdException w:unhideWhenUsed="0" w:uiPriority="65" w:semiHidden="0" w:name="Medium List 1 Accent 3"/>
+    <w:lsdException w:unhideWhenUsed="0" w:uiPriority="66" w:semiHidden="0" w:name="Medium List 2 Accent 3"/>
+    <w:lsdException w:unhideWhenUsed="0" w:uiPriority="67" w:semiHidden="0" w:name="Medium Grid 1 Accent 3"/>
+    <w:lsdException w:unhideWhenUsed="0" w:uiPriority="68" w:semiHidden="0" w:name="Medium Grid 2 Accent 3"/>
+    <w:lsdException w:unhideWhenUsed="0" w:uiPriority="69" w:semiHidden="0" w:name="Medium Grid 3 Accent 3"/>
+    <w:lsdException w:unhideWhenUsed="0" w:uiPriority="70" w:semiHidden="0" w:name="Dark List Accent 3"/>
+    <w:lsdException w:unhideWhenUsed="0" w:uiPriority="71" w:semiHidden="0" w:name="Colorful Shading Accent 3"/>
+    <w:lsdException w:unhideWhenUsed="0" w:uiPriority="72" w:semiHidden="0" w:name="Colorful List Accent 3"/>
+    <w:lsdException w:unhideWhenUsed="0" w:uiPriority="73" w:semiHidden="0" w:name="Colorful Grid Accent 3"/>
+    <w:lsdException w:unhideWhenUsed="0" w:uiPriority="60" w:semiHidden="0" w:name="Light Shading Accent 4"/>
+    <w:lsdException w:unhideWhenUsed="0" w:uiPriority="61" w:semiHidden="0" w:name="Light List Accent 4"/>
+    <w:lsdException w:unhideWhenUsed="0" w:uiPriority="62" w:semiHidden="0" w:name="Light Grid Accent 4"/>
+    <w:lsdException w:unhideWhenUsed="0" w:uiPriority="63" w:semiHidden="0" w:name="Medium Shading 1 Accent 4"/>
+    <w:lsdException w:unhideWhenUsed="0" w:uiPriority="64" w:semiHidden="0" w:name="Medium Shading 2 Accent 4"/>
+    <w:lsdException w:unhideWhenUsed="0" w:uiPriority="65" w:semiHidden="0" w:name="Medium List 1 Accent 4"/>
+    <w:lsdException w:unhideWhenUsed="0" w:uiPriority="66" w:semiHidden="0" w:name="Medium List 2 Accent 4"/>
+    <w:lsdException w:unhideWhenUsed="0" w:uiPriority="67" w:semiHidden="0" w:name="Medium Grid 1 Accent 4"/>
+    <w:lsdException w:unhideWhenUsed="0" w:uiPriority="68" w:semiHidden="0" w:name="Medium Grid 2 Accent 4"/>
+    <w:lsdException w:unhideWhenUsed="0" w:uiPriority="69" w:semiHidden="0" w:name="Medium Grid 3 Accent 4"/>
+    <w:lsdException w:unhideWhenUsed="0" w:uiPriority="70" w:semiHidden="0" w:name="Dark List Accent 4"/>
+    <w:lsdException w:unhideWhenUsed="0" w:uiPriority="71" w:semiHidden="0" w:name="Colorful Shading Accent 4"/>
+    <w:lsdException w:unhideWhenUsed="0" w:uiPriority="72" w:semiHidden="0" w:name="Colorful List Accent 4"/>
+    <w:lsdException w:unhideWhenUsed="0" w:uiPriority="73" w:semiHidden="0" w:name="Colorful Grid Accent 4"/>
+    <w:lsdException w:unhideWhenUsed="0" w:uiPriority="60" w:semiHidden="0" w:name="Light Shading Accent 5"/>
+    <w:lsdException w:unhideWhenUsed="0" w:uiPriority="61" w:semiHidden="0" w:name="Light List Accent 5"/>
+    <w:lsdException w:unhideWhenUsed="0" w:uiPriority="62" w:semiHidden="0" w:name="Light Grid Accent 5"/>
+    <w:lsdException w:unhideWhenUsed="0" w:uiPriority="63" w:semiHidden="0" w:name="Medium Shading 1 Accent 5"/>
+    <w:lsdException w:unhideWhenUsed="0" w:uiPriority="64" w:semiHidden="0" w:name="Medium Shading 2 Accent 5"/>
+    <w:lsdException w:unhideWhenUsed="0" w:uiPriority="65" w:semiHidden="0" w:name="Medium List 1 Accent 5"/>
+    <w:lsdException w:unhideWhenUsed="0" w:uiPriority="66" w:semiHidden="0" w:name="Medium List 2 Accent 5"/>
+    <w:lsdException w:unhideWhenUsed="0" w:uiPriority="67" w:semiHidden="0" w:name="Medium Grid 1 Accent 5"/>
+    <w:lsdException w:unhideWhenUsed="0" w:uiPriority="68" w:semiHidden="0" w:name="Medium Grid 2 Accent 5"/>
+    <w:lsdException w:unhideWhenUsed="0" w:uiPriority="69" w:semiHidden="0" w:name="Medium Grid 3 Accent 5"/>
+    <w:lsdException w:unhideWhenUsed="0" w:uiPriority="70" w:semiHidden="0" w:name="Dark List Accent 5"/>
+    <w:lsdException w:unhideWhenUsed="0" w:uiPriority="71" w:semiHidden="0" w:name="Colorful Shading Accent 5"/>
+    <w:lsdException w:unhideWhenUsed="0" w:uiPriority="72" w:semiHidden="0" w:name="Colorful List Accent 5"/>
+    <w:lsdException w:unhideWhenUsed="0" w:uiPriority="73" w:semiHidden="0" w:name="Colorful Grid Accent 5"/>
+    <w:lsdException w:unhideWhenUsed="0" w:uiPriority="60" w:semiHidden="0" w:name="Light Shading Accent 6"/>
+    <w:lsdException w:unhideWhenUsed="0" w:uiPriority="61" w:semiHidden="0" w:name="Light List Accent 6"/>
+    <w:lsdException w:unhideWhenUsed="0" w:uiPriority="62" w:semiHidden="0" w:name="Light Grid Accent 6"/>
+    <w:lsdException w:unhideWhenUsed="0" w:uiPriority="63" w:semiHidden="0" w:name="Medium Shading 1 Accent 6"/>
+    <w:lsdException w:unhideWhenUsed="0" w:uiPriority="64" w:semiHidden="0" w:name="Medium Shading 2 Accent 6"/>
+    <w:lsdException w:unhideWhenUsed="0" w:uiPriority="65" w:semiHidden="0" w:name="Medium List 1 Accent 6"/>
+    <w:lsdException w:unhideWhenUsed="0" w:uiPriority="66" w:semiHidden="0" w:name="Medium List 2 Accent 6"/>
+    <w:lsdException w:unhideWhenUsed="0" w:uiPriority="67" w:semiHidden="0" w:name="Medium Grid 1 Accent 6"/>
+    <w:lsdException w:unhideWhenUsed="0" w:uiPriority="68" w:semiHidden="0" w:name="Medium Grid 2 Accent 6"/>
+    <w:lsdException w:unhideWhenUsed="0" w:uiPriority="69" w:semiHidden="0" w:name="Medium Grid 3 Accent 6"/>
+    <w:lsdException w:unhideWhenUsed="0" w:uiPriority="70" w:semiHidden="0" w:name="Dark List Accent 6"/>
+    <w:lsdException w:unhideWhenUsed="0" w:uiPriority="71" w:semiHidden="0" w:name="Colorful Shading Accent 6"/>
+    <w:lsdException w:unhideWhenUsed="0" w:uiPriority="72" w:semiHidden="0" w:name="Colorful List Accent 6"/>
+    <w:lsdException w:unhideWhenUsed="0" w:uiPriority="73" w:semiHidden="0" w:name="Colorful Grid Accent 6"/>
   </w:latentStyles>
-  <w:style w:type="paragraph" w:default="1" w:styleId="Normal">
+  <w:style w:type="paragraph" w:default="1" w:styleId="1">
     <w:name w:val="Normal"/>
     <w:qFormat/>
-    <w:rsid w:val="00377BAF"/>
+    <w:uiPriority w:val="0"/>
+    <w:pPr>
+      <w:spacing w:after="200" w:line="276" w:lineRule="auto"/>
+    </w:pPr>
     <w:rPr>
-      <w:rFonts w:ascii="Calibri" w:hAnsi="Calibri"/>
+      <w:rFonts w:ascii="Calibri" w:hAnsi="Calibri" w:eastAsiaTheme="minorEastAsia" w:cstheme="minorBidi"/>
       <w:sz w:val="22"/>
+      <w:szCs w:val="22"/>
+      <w:lang w:val="en-IN" w:eastAsia="en-IN" w:bidi="ar-SA"/>
     </w:rPr>
   </w:style>
-  <w:style w:type="paragraph" w:styleId="Heading1">
+  <w:style w:type="paragraph" w:styleId="2">
     <w:name w:val="heading 1"/>
-    <w:basedOn w:val="Normal"/>
-    <w:next w:val="Normal"/>
-    <w:link w:val="Heading1Char"/>
+    <w:basedOn w:val="1"/>
+    <w:next w:val="1"/>
+    <w:link w:val="30"/>
+    <w:qFormat/>
     <w:uiPriority w:val="9"/>
-    <w:qFormat/>
-    <w:rsid w:val="005E497B"/>
     <w:pPr>
       <w:keepNext/>
       <w:keepLines/>
@@ -1947,22 +2228,21 @@
       <w:outlineLvl w:val="0"/>
     </w:pPr>
     <w:rPr>
-      <w:rFonts w:asciiTheme="majorHAnsi" w:eastAsiaTheme="majorEastAsia" w:hAnsiTheme="majorHAnsi" w:cstheme="majorBidi"/>
-      <w:color w:val="365F91" w:themeColor="accent1" w:themeShade="BF"/>
+      <w:rFonts w:asciiTheme="majorHAnsi" w:hAnsiTheme="majorHAnsi" w:eastAsiaTheme="majorEastAsia" w:cstheme="majorBidi"/>
+      <w:color w:val="376092" w:themeColor="accent1" w:themeShade="BF"/>
       <w:sz w:val="32"/>
       <w:szCs w:val="32"/>
     </w:rPr>
   </w:style>
-  <w:style w:type="paragraph" w:styleId="Heading2">
+  <w:style w:type="paragraph" w:styleId="3">
     <w:name w:val="heading 2"/>
-    <w:basedOn w:val="Normal"/>
-    <w:next w:val="Normal"/>
-    <w:link w:val="Heading2Char"/>
-    <w:uiPriority w:val="9"/>
+    <w:basedOn w:val="1"/>
+    <w:next w:val="1"/>
+    <w:link w:val="21"/>
     <w:semiHidden/>
     <w:unhideWhenUsed/>
     <w:qFormat/>
-    <w:rsid w:val="00AC5676"/>
+    <w:uiPriority w:val="9"/>
     <w:pPr>
       <w:keepNext/>
       <w:keepLines/>
@@ -1970,22 +2250,21 @@
       <w:outlineLvl w:val="1"/>
     </w:pPr>
     <w:rPr>
-      <w:rFonts w:asciiTheme="majorHAnsi" w:eastAsiaTheme="majorEastAsia" w:hAnsiTheme="majorHAnsi" w:cstheme="majorBidi"/>
-      <w:color w:val="365F91" w:themeColor="accent1" w:themeShade="BF"/>
+      <w:rFonts w:asciiTheme="majorHAnsi" w:hAnsiTheme="majorHAnsi" w:eastAsiaTheme="majorEastAsia" w:cstheme="majorBidi"/>
+      <w:color w:val="376092" w:themeColor="accent1" w:themeShade="BF"/>
       <w:sz w:val="26"/>
       <w:szCs w:val="26"/>
     </w:rPr>
   </w:style>
-  <w:style w:type="paragraph" w:styleId="Heading3">
+  <w:style w:type="paragraph" w:styleId="4">
     <w:name w:val="heading 3"/>
-    <w:basedOn w:val="Normal"/>
-    <w:next w:val="Normal"/>
-    <w:link w:val="Heading3Char"/>
-    <w:uiPriority w:val="9"/>
+    <w:basedOn w:val="1"/>
+    <w:next w:val="1"/>
+    <w:link w:val="20"/>
     <w:semiHidden/>
     <w:unhideWhenUsed/>
     <w:qFormat/>
-    <w:rsid w:val="00F01927"/>
+    <w:uiPriority w:val="9"/>
     <w:pPr>
       <w:keepNext/>
       <w:keepLines/>
@@ -1993,19 +2272,19 @@
       <w:outlineLvl w:val="2"/>
     </w:pPr>
     <w:rPr>
-      <w:rFonts w:asciiTheme="majorHAnsi" w:eastAsiaTheme="majorEastAsia" w:hAnsiTheme="majorHAnsi" w:cstheme="majorBidi"/>
-      <w:color w:val="243F60" w:themeColor="accent1" w:themeShade="7F"/>
+      <w:rFonts w:asciiTheme="majorHAnsi" w:hAnsiTheme="majorHAnsi" w:eastAsiaTheme="majorEastAsia" w:cstheme="majorBidi"/>
+      <w:color w:val="254061" w:themeColor="accent1" w:themeShade="80"/>
       <w:sz w:val="24"/>
       <w:szCs w:val="24"/>
     </w:rPr>
   </w:style>
-  <w:style w:type="paragraph" w:styleId="Heading8">
+  <w:style w:type="paragraph" w:styleId="5">
     <w:name w:val="heading 8"/>
-    <w:basedOn w:val="Normal"/>
-    <w:next w:val="Normal"/>
-    <w:link w:val="Heading8Char"/>
+    <w:basedOn w:val="1"/>
+    <w:next w:val="1"/>
+    <w:link w:val="16"/>
     <w:qFormat/>
-    <w:rsid w:val="000C666F"/>
+    <w:uiPriority w:val="0"/>
     <w:pPr>
       <w:keepNext/>
       <w:spacing w:after="0" w:line="240" w:lineRule="auto"/>
@@ -2013,24 +2292,25 @@
       <w:outlineLvl w:val="7"/>
     </w:pPr>
     <w:rPr>
-      <w:rFonts w:ascii="Times New Roman" w:eastAsia="Times New Roman" w:hAnsi="Times New Roman" w:cs="Times New Roman"/>
+      <w:rFonts w:ascii="Times New Roman" w:hAnsi="Times New Roman" w:eastAsia="Times New Roman" w:cs="Times New Roman"/>
       <w:sz w:val="36"/>
       <w:szCs w:val="24"/>
     </w:rPr>
   </w:style>
-  <w:style w:type="character" w:default="1" w:styleId="DefaultParagraphFont">
+  <w:style w:type="character" w:default="1" w:styleId="6">
     <w:name w:val="Default Paragraph Font"/>
-    <w:uiPriority w:val="1"/>
     <w:semiHidden/>
     <w:unhideWhenUsed/>
+    <w:qFormat/>
+    <w:uiPriority w:val="1"/>
   </w:style>
-  <w:style w:type="table" w:default="1" w:styleId="TableNormal">
+  <w:style w:type="table" w:default="1" w:styleId="7">
     <w:name w:val="Normal Table"/>
-    <w:uiPriority w:val="99"/>
     <w:semiHidden/>
     <w:unhideWhenUsed/>
+    <w:qFormat/>
+    <w:uiPriority w:val="99"/>
     <w:tblPr>
-      <w:tblInd w:w="0" w:type="dxa"/>
       <w:tblCellMar>
         <w:top w:w="0" w:type="dxa"/>
         <w:left w:w="108" w:type="dxa"/>
@@ -2039,42 +2319,14 @@
       </w:tblCellMar>
     </w:tblPr>
   </w:style>
-  <w:style w:type="numbering" w:default="1" w:styleId="NoList">
-    <w:name w:val="No List"/>
-    <w:uiPriority w:val="99"/>
+  <w:style w:type="paragraph" w:styleId="8">
+    <w:name w:val="Balloon Text"/>
+    <w:basedOn w:val="1"/>
+    <w:link w:val="18"/>
     <w:semiHidden/>
     <w:unhideWhenUsed/>
-  </w:style>
-  <w:style w:type="character" w:customStyle="1" w:styleId="Heading8Char">
-    <w:name w:val="Heading 8 Char"/>
-    <w:basedOn w:val="DefaultParagraphFont"/>
-    <w:link w:val="Heading8"/>
-    <w:rsid w:val="000C666F"/>
-    <w:rPr>
-      <w:rFonts w:ascii="Times New Roman" w:eastAsia="Times New Roman" w:hAnsi="Times New Roman" w:cs="Times New Roman"/>
-      <w:sz w:val="36"/>
-      <w:szCs w:val="24"/>
-    </w:rPr>
-  </w:style>
-  <w:style w:type="paragraph" w:styleId="ListParagraph">
-    <w:name w:val="List Paragraph"/>
-    <w:basedOn w:val="Normal"/>
-    <w:uiPriority w:val="34"/>
     <w:qFormat/>
-    <w:rsid w:val="000C666F"/>
-    <w:pPr>
-      <w:ind w:left="720"/>
-      <w:contextualSpacing/>
-    </w:pPr>
-  </w:style>
-  <w:style w:type="paragraph" w:styleId="BalloonText">
-    <w:name w:val="Balloon Text"/>
-    <w:basedOn w:val="Normal"/>
-    <w:link w:val="BalloonTextChar"/>
     <w:uiPriority w:val="99"/>
-    <w:semiHidden/>
-    <w:unhideWhenUsed/>
-    <w:rsid w:val="000C666F"/>
     <w:pPr>
       <w:spacing w:after="0" w:line="240" w:lineRule="auto"/>
     </w:pPr>
@@ -2084,237 +2336,259 @@
       <w:szCs w:val="16"/>
     </w:rPr>
   </w:style>
-  <w:style w:type="character" w:customStyle="1" w:styleId="BalloonTextChar">
+  <w:style w:type="paragraph" w:styleId="9">
+    <w:name w:val="Body Text"/>
+    <w:basedOn w:val="1"/>
+    <w:link w:val="22"/>
+    <w:unhideWhenUsed/>
+    <w:uiPriority w:val="0"/>
+    <w:pPr>
+      <w:suppressAutoHyphens/>
+      <w:spacing w:after="140"/>
+    </w:pPr>
+    <w:rPr>
+      <w:rFonts w:ascii="Liberation Serif" w:hAnsi="Liberation Serif" w:eastAsia="Noto Serif CJK SC" w:cs="Lohit Devanagari"/>
+      <w:kern w:val="2"/>
+      <w:sz w:val="24"/>
+      <w:szCs w:val="24"/>
+      <w:lang w:eastAsia="zh-CN" w:bidi="hi-IN"/>
+    </w:rPr>
+  </w:style>
+  <w:style w:type="character" w:styleId="10">
+    <w:name w:val="Emphasis"/>
+    <w:basedOn w:val="6"/>
+    <w:qFormat/>
+    <w:uiPriority w:val="20"/>
+    <w:rPr>
+      <w:i/>
+      <w:iCs/>
+    </w:rPr>
+  </w:style>
+  <w:style w:type="character" w:styleId="11">
+    <w:name w:val="FollowedHyperlink"/>
+    <w:basedOn w:val="6"/>
+    <w:semiHidden/>
+    <w:unhideWhenUsed/>
+    <w:qFormat/>
+    <w:uiPriority w:val="99"/>
+    <w:rPr>
+      <w:color w:val="800080" w:themeColor="followedHyperlink"/>
+      <w:u w:val="single"/>
+      <w14:textFill>
+        <w14:solidFill>
+          <w14:schemeClr w14:val="folHlink"/>
+        </w14:solidFill>
+      </w14:textFill>
+    </w:rPr>
+  </w:style>
+  <w:style w:type="character" w:styleId="12">
+    <w:name w:val="Hyperlink"/>
+    <w:basedOn w:val="6"/>
+    <w:semiHidden/>
+    <w:unhideWhenUsed/>
+    <w:qFormat/>
+    <w:uiPriority w:val="99"/>
+    <w:rPr>
+      <w:color w:val="0000FF"/>
+      <w:u w:val="single"/>
+    </w:rPr>
+  </w:style>
+  <w:style w:type="paragraph" w:styleId="13">
+    <w:name w:val="Normal (Web)"/>
+    <w:basedOn w:val="1"/>
+    <w:unhideWhenUsed/>
+    <w:qFormat/>
+    <w:uiPriority w:val="99"/>
+    <w:pPr>
+      <w:spacing w:before="100" w:beforeAutospacing="1" w:after="100" w:afterAutospacing="1" w:line="240" w:lineRule="auto"/>
+    </w:pPr>
+    <w:rPr>
+      <w:rFonts w:ascii="Times New Roman" w:hAnsi="Times New Roman" w:eastAsia="Times New Roman" w:cs="Times New Roman"/>
+      <w:sz w:val="24"/>
+      <w:szCs w:val="24"/>
+      <w:lang w:eastAsia="en-GB" w:bidi="hi-IN"/>
+    </w:rPr>
+  </w:style>
+  <w:style w:type="character" w:styleId="14">
+    <w:name w:val="Strong"/>
+    <w:basedOn w:val="6"/>
+    <w:qFormat/>
+    <w:uiPriority w:val="22"/>
+    <w:rPr>
+      <w:b/>
+      <w:bCs/>
+    </w:rPr>
+  </w:style>
+  <w:style w:type="table" w:styleId="15">
+    <w:name w:val="Table Grid"/>
+    <w:basedOn w:val="7"/>
+    <w:qFormat/>
+    <w:uiPriority w:val="59"/>
+    <w:pPr>
+      <w:spacing w:after="0" w:line="240" w:lineRule="auto"/>
+    </w:pPr>
+    <w:tblPr>
+      <w:tblBorders>
+        <w:top w:val="single" w:color="auto" w:sz="4" w:space="0"/>
+        <w:left w:val="single" w:color="auto" w:sz="4" w:space="0"/>
+        <w:bottom w:val="single" w:color="auto" w:sz="4" w:space="0"/>
+        <w:right w:val="single" w:color="auto" w:sz="4" w:space="0"/>
+        <w:insideH w:val="single" w:color="auto" w:sz="4" w:space="0"/>
+        <w:insideV w:val="single" w:color="auto" w:sz="4" w:space="0"/>
+      </w:tblBorders>
+    </w:tblPr>
+  </w:style>
+  <w:style w:type="character" w:customStyle="1" w:styleId="16">
+    <w:name w:val="Heading 8 Char"/>
+    <w:basedOn w:val="6"/>
+    <w:link w:val="5"/>
+    <w:qFormat/>
+    <w:uiPriority w:val="0"/>
+    <w:rPr>
+      <w:rFonts w:ascii="Times New Roman" w:hAnsi="Times New Roman" w:eastAsia="Times New Roman" w:cs="Times New Roman"/>
+      <w:sz w:val="36"/>
+      <w:szCs w:val="24"/>
+    </w:rPr>
+  </w:style>
+  <w:style w:type="paragraph" w:styleId="17">
+    <w:name w:val="List Paragraph"/>
+    <w:basedOn w:val="1"/>
+    <w:qFormat/>
+    <w:uiPriority w:val="34"/>
+    <w:pPr>
+      <w:ind w:left="720"/>
+      <w:contextualSpacing/>
+    </w:pPr>
+  </w:style>
+  <w:style w:type="character" w:customStyle="1" w:styleId="18">
     <w:name w:val="Balloon Text Char"/>
-    <w:basedOn w:val="DefaultParagraphFont"/>
-    <w:link w:val="BalloonText"/>
+    <w:basedOn w:val="6"/>
+    <w:link w:val="8"/>
+    <w:semiHidden/>
+    <w:qFormat/>
     <w:uiPriority w:val="99"/>
-    <w:semiHidden/>
-    <w:rsid w:val="000C666F"/>
     <w:rPr>
       <w:rFonts w:ascii="Tahoma" w:hAnsi="Tahoma" w:cs="Tahoma"/>
       <w:sz w:val="16"/>
       <w:szCs w:val="16"/>
     </w:rPr>
   </w:style>
-  <w:style w:type="paragraph" w:styleId="NormalWeb">
-    <w:name w:val="Normal (Web)"/>
-    <w:basedOn w:val="Normal"/>
-    <w:uiPriority w:val="99"/>
-    <w:unhideWhenUsed/>
-    <w:rsid w:val="00AB3B69"/>
-    <w:pPr>
-      <w:spacing w:before="100" w:beforeAutospacing="1" w:after="100" w:afterAutospacing="1" w:line="240" w:lineRule="auto"/>
-    </w:pPr>
+  <w:style w:type="character" w:customStyle="1" w:styleId="19">
+    <w:name w:val="apple-tab-span"/>
+    <w:basedOn w:val="6"/>
+    <w:qFormat/>
+    <w:uiPriority w:val="0"/>
+  </w:style>
+  <w:style w:type="character" w:customStyle="1" w:styleId="20">
+    <w:name w:val="Heading 3 Char"/>
+    <w:basedOn w:val="6"/>
+    <w:link w:val="4"/>
+    <w:semiHidden/>
+    <w:qFormat/>
+    <w:uiPriority w:val="9"/>
     <w:rPr>
-      <w:rFonts w:ascii="Times New Roman" w:eastAsia="Times New Roman" w:hAnsi="Times New Roman" w:cs="Times New Roman"/>
-      <w:sz w:val="24"/>
-      <w:szCs w:val="24"/>
-      <w:lang w:eastAsia="en-GB" w:bidi="hi-IN"/>
-    </w:rPr>
-  </w:style>
-  <w:style w:type="character" w:customStyle="1" w:styleId="apple-tab-span">
-    <w:name w:val="apple-tab-span"/>
-    <w:basedOn w:val="DefaultParagraphFont"/>
-    <w:rsid w:val="00AB3B69"/>
-  </w:style>
-  <w:style w:type="character" w:styleId="Strong">
-    <w:name w:val="Strong"/>
-    <w:basedOn w:val="DefaultParagraphFont"/>
-    <w:uiPriority w:val="22"/>
-    <w:qFormat/>
-    <w:rsid w:val="00A043FE"/>
-    <w:rPr>
-      <w:b/>
-      <w:bCs/>
-    </w:rPr>
-  </w:style>
-  <w:style w:type="character" w:styleId="Hyperlink">
-    <w:name w:val="Hyperlink"/>
-    <w:basedOn w:val="DefaultParagraphFont"/>
-    <w:uiPriority w:val="99"/>
-    <w:semiHidden/>
-    <w:unhideWhenUsed/>
-    <w:rsid w:val="0041757E"/>
-    <w:rPr>
-      <w:color w:val="0000FF"/>
-      <w:u w:val="single"/>
-    </w:rPr>
-  </w:style>
-  <w:style w:type="character" w:customStyle="1" w:styleId="Heading3Char">
-    <w:name w:val="Heading 3 Char"/>
-    <w:basedOn w:val="DefaultParagraphFont"/>
-    <w:link w:val="Heading3"/>
-    <w:uiPriority w:val="9"/>
-    <w:semiHidden/>
-    <w:rsid w:val="00F01927"/>
-    <w:rPr>
-      <w:rFonts w:asciiTheme="majorHAnsi" w:eastAsiaTheme="majorEastAsia" w:hAnsiTheme="majorHAnsi" w:cstheme="majorBidi"/>
-      <w:color w:val="243F60" w:themeColor="accent1" w:themeShade="7F"/>
+      <w:rFonts w:asciiTheme="majorHAnsi" w:hAnsiTheme="majorHAnsi" w:eastAsiaTheme="majorEastAsia" w:cstheme="majorBidi"/>
+      <w:color w:val="254061" w:themeColor="accent1" w:themeShade="80"/>
       <w:sz w:val="24"/>
       <w:szCs w:val="24"/>
     </w:rPr>
   </w:style>
-  <w:style w:type="character" w:customStyle="1" w:styleId="Heading2Char">
+  <w:style w:type="character" w:customStyle="1" w:styleId="21">
     <w:name w:val="Heading 2 Char"/>
-    <w:basedOn w:val="DefaultParagraphFont"/>
-    <w:link w:val="Heading2"/>
+    <w:basedOn w:val="6"/>
+    <w:link w:val="3"/>
+    <w:semiHidden/>
+    <w:qFormat/>
     <w:uiPriority w:val="9"/>
-    <w:semiHidden/>
-    <w:rsid w:val="00AC5676"/>
     <w:rPr>
-      <w:rFonts w:asciiTheme="majorHAnsi" w:eastAsiaTheme="majorEastAsia" w:hAnsiTheme="majorHAnsi" w:cstheme="majorBidi"/>
-      <w:color w:val="365F91" w:themeColor="accent1" w:themeShade="BF"/>
+      <w:rFonts w:asciiTheme="majorHAnsi" w:hAnsiTheme="majorHAnsi" w:eastAsiaTheme="majorEastAsia" w:cstheme="majorBidi"/>
+      <w:color w:val="376092" w:themeColor="accent1" w:themeShade="BF"/>
       <w:sz w:val="26"/>
       <w:szCs w:val="26"/>
     </w:rPr>
   </w:style>
-  <w:style w:type="paragraph" w:styleId="BodyText">
-    <w:name w:val="Body Text"/>
-    <w:basedOn w:val="Normal"/>
-    <w:link w:val="BodyTextChar"/>
-    <w:unhideWhenUsed/>
-    <w:rsid w:val="00AC5676"/>
-    <w:pPr>
-      <w:suppressAutoHyphens/>
-      <w:spacing w:after="140"/>
-    </w:pPr>
+  <w:style w:type="character" w:customStyle="1" w:styleId="22">
+    <w:name w:val="Body Text Char"/>
+    <w:basedOn w:val="6"/>
+    <w:link w:val="9"/>
+    <w:uiPriority w:val="0"/>
     <w:rPr>
-      <w:rFonts w:ascii="Liberation Serif" w:eastAsia="Noto Serif CJK SC" w:hAnsi="Liberation Serif" w:cs="Lohit Devanagari"/>
+      <w:rFonts w:ascii="Liberation Serif" w:hAnsi="Liberation Serif" w:eastAsia="Noto Serif CJK SC" w:cs="Lohit Devanagari"/>
       <w:kern w:val="2"/>
       <w:sz w:val="24"/>
       <w:szCs w:val="24"/>
       <w:lang w:eastAsia="zh-CN" w:bidi="hi-IN"/>
     </w:rPr>
   </w:style>
-  <w:style w:type="character" w:customStyle="1" w:styleId="BodyTextChar">
-    <w:name w:val="Body Text Char"/>
-    <w:basedOn w:val="DefaultParagraphFont"/>
-    <w:link w:val="BodyText"/>
-    <w:rsid w:val="00AC5676"/>
-    <w:rPr>
-      <w:rFonts w:ascii="Liberation Serif" w:eastAsia="Noto Serif CJK SC" w:hAnsi="Liberation Serif" w:cs="Lohit Devanagari"/>
-      <w:kern w:val="2"/>
-      <w:sz w:val="24"/>
-      <w:szCs w:val="24"/>
-      <w:lang w:eastAsia="zh-CN" w:bidi="hi-IN"/>
-    </w:rPr>
-  </w:style>
-  <w:style w:type="character" w:customStyle="1" w:styleId="StrongEmphasis">
+  <w:style w:type="character" w:customStyle="1" w:styleId="23">
     <w:name w:val="Strong Emphasis"/>
     <w:qFormat/>
-    <w:rsid w:val="00AC5676"/>
+    <w:uiPriority w:val="0"/>
     <w:rPr>
       <w:b/>
       <w:bCs/>
     </w:rPr>
   </w:style>
-  <w:style w:type="character" w:styleId="Emphasis">
-    <w:name w:val="Emphasis"/>
-    <w:basedOn w:val="DefaultParagraphFont"/>
-    <w:uiPriority w:val="20"/>
+  <w:style w:type="paragraph" w:customStyle="1" w:styleId="24">
+    <w:name w:val="us"/>
+    <w:basedOn w:val="1"/>
     <w:qFormat/>
-    <w:rsid w:val="00AC5676"/>
-    <w:rPr>
-      <w:i/>
-      <w:iCs/>
-    </w:rPr>
-  </w:style>
-  <w:style w:type="paragraph" w:customStyle="1" w:styleId="us">
-    <w:name w:val="us"/>
-    <w:basedOn w:val="Normal"/>
-    <w:rsid w:val="009F4DB4"/>
+    <w:uiPriority w:val="0"/>
     <w:pPr>
       <w:spacing w:before="100" w:beforeAutospacing="1" w:after="100" w:afterAutospacing="1" w:line="240" w:lineRule="auto"/>
     </w:pPr>
     <w:rPr>
-      <w:rFonts w:ascii="Times New Roman" w:eastAsia="Times New Roman" w:hAnsi="Times New Roman" w:cs="Times New Roman"/>
+      <w:rFonts w:ascii="Times New Roman" w:hAnsi="Times New Roman" w:eastAsia="Times New Roman" w:cs="Times New Roman"/>
       <w:sz w:val="24"/>
       <w:szCs w:val="24"/>
     </w:rPr>
   </w:style>
-  <w:style w:type="paragraph" w:customStyle="1" w:styleId="pw-post-body-paragraph">
+  <w:style w:type="paragraph" w:customStyle="1" w:styleId="25">
     <w:name w:val="pw-post-body-paragraph"/>
-    <w:basedOn w:val="Normal"/>
-    <w:rsid w:val="009F4DB4"/>
+    <w:basedOn w:val="1"/>
+    <w:qFormat/>
+    <w:uiPriority w:val="0"/>
     <w:pPr>
       <w:spacing w:before="100" w:beforeAutospacing="1" w:after="100" w:afterAutospacing="1" w:line="240" w:lineRule="auto"/>
     </w:pPr>
     <w:rPr>
-      <w:rFonts w:ascii="Times New Roman" w:eastAsia="Times New Roman" w:hAnsi="Times New Roman" w:cs="Times New Roman"/>
+      <w:rFonts w:ascii="Times New Roman" w:hAnsi="Times New Roman" w:eastAsia="Times New Roman" w:cs="Times New Roman"/>
       <w:sz w:val="24"/>
       <w:szCs w:val="24"/>
     </w:rPr>
   </w:style>
-  <w:style w:type="character" w:styleId="FollowedHyperlink">
-    <w:name w:val="FollowedHyperlink"/>
-    <w:basedOn w:val="DefaultParagraphFont"/>
-    <w:uiPriority w:val="99"/>
-    <w:semiHidden/>
-    <w:unhideWhenUsed/>
-    <w:rsid w:val="00D4691A"/>
-    <w:rPr>
-      <w:color w:val="800080" w:themeColor="followedHyperlink"/>
-      <w:u w:val="single"/>
-    </w:rPr>
-  </w:style>
-  <w:style w:type="table" w:styleId="TableGrid">
-    <w:name w:val="Table Grid"/>
-    <w:basedOn w:val="TableNormal"/>
-    <w:uiPriority w:val="59"/>
-    <w:rsid w:val="0033039C"/>
+  <w:style w:type="table" w:customStyle="1" w:styleId="26">
+    <w:name w:val="Plain Table 5"/>
+    <w:basedOn w:val="7"/>
+    <w:qFormat/>
+    <w:uiPriority w:val="45"/>
     <w:pPr>
       <w:spacing w:after="0" w:line="240" w:lineRule="auto"/>
     </w:pPr>
-    <w:tblPr>
-      <w:tblBorders>
-        <w:top w:val="single" w:sz="4" w:space="0" w:color="auto"/>
-        <w:left w:val="single" w:sz="4" w:space="0" w:color="auto"/>
-        <w:bottom w:val="single" w:sz="4" w:space="0" w:color="auto"/>
-        <w:right w:val="single" w:sz="4" w:space="0" w:color="auto"/>
-        <w:insideH w:val="single" w:sz="4" w:space="0" w:color="auto"/>
-        <w:insideV w:val="single" w:sz="4" w:space="0" w:color="auto"/>
-      </w:tblBorders>
-    </w:tblPr>
-  </w:style>
-  <w:style w:type="table" w:styleId="PlainTable5">
-    <w:name w:val="Plain Table 5"/>
-    <w:basedOn w:val="TableNormal"/>
-    <w:uiPriority w:val="45"/>
-    <w:rsid w:val="0033039C"/>
-    <w:pPr>
-      <w:spacing w:after="0" w:line="240" w:lineRule="auto"/>
-    </w:pPr>
-    <w:tblPr>
-      <w:tblStyleRowBandSize w:val="1"/>
-      <w:tblStyleColBandSize w:val="1"/>
-    </w:tblPr>
     <w:tblStylePr w:type="firstRow">
       <w:rPr>
-        <w:rFonts w:asciiTheme="majorHAnsi" w:eastAsiaTheme="majorEastAsia" w:hAnsiTheme="majorHAnsi" w:cstheme="majorBidi"/>
+        <w:rFonts w:asciiTheme="majorHAnsi" w:hAnsiTheme="majorHAnsi" w:eastAsiaTheme="majorEastAsia" w:cstheme="majorBidi"/>
         <w:i/>
         <w:iCs/>
         <w:sz w:val="26"/>
       </w:rPr>
-      <w:tblPr/>
       <w:tcPr>
         <w:tcBorders>
-          <w:bottom w:val="single" w:sz="4" w:space="0" w:color="7F7F7F" w:themeColor="text1" w:themeTint="80"/>
+          <w:bottom w:val="single" w:color="7E7E7E" w:themeColor="text1" w:themeTint="80" w:sz="4" w:space="0"/>
         </w:tcBorders>
         <w:shd w:val="clear" w:color="auto" w:fill="FFFFFF" w:themeFill="background1"/>
       </w:tcPr>
     </w:tblStylePr>
     <w:tblStylePr w:type="lastRow">
       <w:rPr>
-        <w:rFonts w:asciiTheme="majorHAnsi" w:eastAsiaTheme="majorEastAsia" w:hAnsiTheme="majorHAnsi" w:cstheme="majorBidi"/>
+        <w:rFonts w:asciiTheme="majorHAnsi" w:hAnsiTheme="majorHAnsi" w:eastAsiaTheme="majorEastAsia" w:cstheme="majorBidi"/>
         <w:i/>
         <w:iCs/>
         <w:sz w:val="26"/>
       </w:rPr>
-      <w:tblPr/>
       <w:tcPr>
         <w:tcBorders>
-          <w:top w:val="single" w:sz="4" w:space="0" w:color="7F7F7F" w:themeColor="text1" w:themeTint="80"/>
+          <w:top w:val="single" w:color="7E7E7E" w:themeColor="text1" w:themeTint="80" w:sz="4" w:space="0"/>
         </w:tcBorders>
         <w:shd w:val="clear" w:color="auto" w:fill="FFFFFF" w:themeFill="background1"/>
       </w:tcPr>
@@ -2324,48 +2598,43 @@
         <w:jc w:val="right"/>
       </w:pPr>
       <w:rPr>
-        <w:rFonts w:asciiTheme="majorHAnsi" w:eastAsiaTheme="majorEastAsia" w:hAnsiTheme="majorHAnsi" w:cstheme="majorBidi"/>
+        <w:rFonts w:asciiTheme="majorHAnsi" w:hAnsiTheme="majorHAnsi" w:eastAsiaTheme="majorEastAsia" w:cstheme="majorBidi"/>
         <w:i/>
         <w:iCs/>
         <w:sz w:val="26"/>
       </w:rPr>
-      <w:tblPr/>
       <w:tcPr>
         <w:tcBorders>
-          <w:right w:val="single" w:sz="4" w:space="0" w:color="7F7F7F" w:themeColor="text1" w:themeTint="80"/>
+          <w:right w:val="single" w:color="7E7E7E" w:themeColor="text1" w:themeTint="80" w:sz="4" w:space="0"/>
         </w:tcBorders>
         <w:shd w:val="clear" w:color="auto" w:fill="FFFFFF" w:themeFill="background1"/>
       </w:tcPr>
     </w:tblStylePr>
     <w:tblStylePr w:type="lastCol">
       <w:rPr>
-        <w:rFonts w:asciiTheme="majorHAnsi" w:eastAsiaTheme="majorEastAsia" w:hAnsiTheme="majorHAnsi" w:cstheme="majorBidi"/>
+        <w:rFonts w:asciiTheme="majorHAnsi" w:hAnsiTheme="majorHAnsi" w:eastAsiaTheme="majorEastAsia" w:cstheme="majorBidi"/>
         <w:i/>
         <w:iCs/>
         <w:sz w:val="26"/>
       </w:rPr>
-      <w:tblPr/>
       <w:tcPr>
         <w:tcBorders>
-          <w:left w:val="single" w:sz="4" w:space="0" w:color="7F7F7F" w:themeColor="text1" w:themeTint="80"/>
+          <w:left w:val="single" w:color="7E7E7E" w:themeColor="text1" w:themeTint="80" w:sz="4" w:space="0"/>
         </w:tcBorders>
         <w:shd w:val="clear" w:color="auto" w:fill="FFFFFF" w:themeFill="background1"/>
       </w:tcPr>
     </w:tblStylePr>
     <w:tblStylePr w:type="band1Vert">
-      <w:tblPr/>
       <w:tcPr>
-        <w:shd w:val="clear" w:color="auto" w:fill="F2F2F2" w:themeFill="background1" w:themeFillShade="F2"/>
+        <w:shd w:val="clear" w:color="auto" w:fill="F1F1F1" w:themeFill="background1" w:themeFillShade="F2"/>
       </w:tcPr>
     </w:tblStylePr>
     <w:tblStylePr w:type="band1Horz">
-      <w:tblPr/>
       <w:tcPr>
-        <w:shd w:val="clear" w:color="auto" w:fill="F2F2F2" w:themeFill="background1" w:themeFillShade="F2"/>
+        <w:shd w:val="clear" w:color="auto" w:fill="F1F1F1" w:themeFill="background1" w:themeFillShade="F2"/>
       </w:tcPr>
     </w:tblStylePr>
     <w:tblStylePr w:type="neCell">
-      <w:tblPr/>
       <w:tcPr>
         <w:tcBorders>
           <w:left w:val="nil"/>
@@ -2373,7 +2642,6 @@
       </w:tcPr>
     </w:tblStylePr>
     <w:tblStylePr w:type="nwCell">
-      <w:tblPr/>
       <w:tcPr>
         <w:tcBorders>
           <w:right w:val="nil"/>
@@ -2381,7 +2649,6 @@
       </w:tcPr>
     </w:tblStylePr>
     <w:tblStylePr w:type="seCell">
-      <w:tblPr/>
       <w:tcPr>
         <w:tcBorders>
           <w:left w:val="nil"/>
@@ -2389,7 +2656,6 @@
       </w:tcPr>
     </w:tblStylePr>
     <w:tblStylePr w:type="swCell">
-      <w:tblPr/>
       <w:tcPr>
         <w:tcBorders>
           <w:right w:val="nil"/>
@@ -2397,72 +2663,71 @@
       </w:tcPr>
     </w:tblStylePr>
   </w:style>
-  <w:style w:type="paragraph" w:customStyle="1" w:styleId="FrameContents">
+  <w:style w:type="paragraph" w:customStyle="1" w:styleId="27">
     <w:name w:val="Frame Contents"/>
-    <w:basedOn w:val="Normal"/>
+    <w:basedOn w:val="1"/>
     <w:qFormat/>
-    <w:rsid w:val="00824B68"/>
+    <w:uiPriority w:val="0"/>
     <w:pPr>
       <w:suppressAutoHyphens/>
       <w:spacing w:after="0" w:line="240" w:lineRule="auto"/>
     </w:pPr>
     <w:rPr>
-      <w:rFonts w:ascii="Liberation Serif" w:eastAsia="Noto Serif CJK SC" w:hAnsi="Liberation Serif" w:cs="Lohit Devanagari"/>
+      <w:rFonts w:ascii="Liberation Serif" w:hAnsi="Liberation Serif" w:eastAsia="Noto Serif CJK SC" w:cs="Lohit Devanagari"/>
       <w:kern w:val="2"/>
       <w:sz w:val="24"/>
       <w:szCs w:val="24"/>
       <w:lang w:eastAsia="zh-CN" w:bidi="hi-IN"/>
     </w:rPr>
   </w:style>
-  <w:style w:type="paragraph" w:styleId="z-TopofForm">
+  <w:style w:type="paragraph" w:customStyle="1" w:styleId="28">
     <w:name w:val="HTML Top of Form"/>
-    <w:basedOn w:val="Normal"/>
-    <w:next w:val="Normal"/>
-    <w:link w:val="z-TopofFormChar"/>
-    <w:hidden/>
-    <w:uiPriority w:val="99"/>
+    <w:basedOn w:val="1"/>
+    <w:next w:val="1"/>
+    <w:link w:val="29"/>
     <w:semiHidden/>
     <w:unhideWhenUsed/>
-    <w:rsid w:val="005541F4"/>
+    <w:qFormat/>
+    <w:uiPriority w:val="99"/>
     <w:pPr>
       <w:pBdr>
-        <w:bottom w:val="single" w:sz="6" w:space="1" w:color="auto"/>
+        <w:bottom w:val="single" w:color="auto" w:sz="6" w:space="1"/>
       </w:pBdr>
       <w:spacing w:after="0" w:line="240" w:lineRule="auto"/>
       <w:jc w:val="center"/>
     </w:pPr>
     <w:rPr>
-      <w:rFonts w:ascii="Arial" w:eastAsia="Times New Roman" w:hAnsi="Arial" w:cs="Arial"/>
+      <w:rFonts w:ascii="Arial" w:hAnsi="Arial" w:eastAsia="Times New Roman" w:cs="Arial"/>
       <w:vanish/>
       <w:sz w:val="16"/>
       <w:szCs w:val="16"/>
       <w:lang w:val="en-US" w:eastAsia="en-US"/>
     </w:rPr>
   </w:style>
-  <w:style w:type="character" w:customStyle="1" w:styleId="z-TopofFormChar">
+  <w:style w:type="character" w:customStyle="1" w:styleId="29">
     <w:name w:val="z-Top of Form Char"/>
-    <w:basedOn w:val="DefaultParagraphFont"/>
-    <w:link w:val="z-TopofForm"/>
+    <w:basedOn w:val="6"/>
+    <w:link w:val="28"/>
+    <w:semiHidden/>
+    <w:qFormat/>
     <w:uiPriority w:val="99"/>
-    <w:semiHidden/>
-    <w:rsid w:val="005541F4"/>
     <w:rPr>
-      <w:rFonts w:ascii="Arial" w:eastAsia="Times New Roman" w:hAnsi="Arial" w:cs="Arial"/>
+      <w:rFonts w:ascii="Arial" w:hAnsi="Arial" w:eastAsia="Times New Roman" w:cs="Arial"/>
       <w:vanish/>
       <w:sz w:val="16"/>
       <w:szCs w:val="16"/>
       <w:lang w:val="en-US" w:eastAsia="en-US"/>
     </w:rPr>
   </w:style>
-  <w:style w:type="character" w:customStyle="1" w:styleId="Heading1Char">
+  <w:style w:type="character" w:customStyle="1" w:styleId="30">
     <w:name w:val="Heading 1 Char"/>
-    <w:basedOn w:val="DefaultParagraphFont"/>
-    <w:link w:val="Heading1"/>
+    <w:basedOn w:val="6"/>
+    <w:link w:val="2"/>
+    <w:qFormat/>
     <w:uiPriority w:val="9"/>
-    <w:rsid w:val="005E497B"/>
     <w:rPr>
-      <w:rFonts w:asciiTheme="majorHAnsi" w:eastAsiaTheme="majorEastAsia" w:hAnsiTheme="majorHAnsi" w:cstheme="majorBidi"/>
-      <w:color w:val="365F91" w:themeColor="accent1" w:themeShade="BF"/>
+      <w:rFonts w:asciiTheme="majorHAnsi" w:hAnsiTheme="majorHAnsi" w:eastAsiaTheme="majorEastAsia" w:cstheme="majorBidi"/>
+      <w:color w:val="376092" w:themeColor="accent1" w:themeShade="BF"/>
       <w:sz w:val="32"/>
       <w:szCs w:val="32"/>
     </w:rPr>
@@ -2749,7 +3014,6 @@
     </a:fmtScheme>
   </a:themeElements>
   <a:objectDefaults/>
-  <a:extraClrSchemeLst/>
 </a:theme>
 </file>
 
@@ -2759,8 +3023,6 @@
 
 <file path=customXml/itemProps1.xml><?xml version="1.0" encoding="utf-8"?>
 <ds:datastoreItem xmlns:ds="http://schemas.openxmlformats.org/officeDocument/2006/customXml" ds:itemID="{0B73299B-39E9-4BB6-8D5E-FDECDCF4726D}">
-  <ds:schemaRefs>
-    <ds:schemaRef ds:uri="http://schemas.openxmlformats.org/officeDocument/2006/bibliography"/>
-  </ds:schemaRefs>
+  <ds:schemaRefs/>
 </ds:datastoreItem>
 </file>